--- a/Knowledge/3-Work knowledge/1-Software Engineering/2-Testing/5-My Source/1-ISTQB Foundation Level/1-Testing terms/14-Artifacts and Testware_.docx
+++ b/Knowledge/3-Work knowledge/1-Software Engineering/2-Testing/5-My Source/1-ISTQB Foundation Level/1-Testing terms/14-Artifacts and Testware_.docx
@@ -39,51 +39,77 @@
       </w:pPr>
       <w:r>
         <w:rPr>
-          <w:b/>
-          <w:shd w:val="clear" w:color="auto" w:fill="B7B7B7"/>
-        </w:rPr>
-        <w:t># Source</w:t>
-      </w:r>
-      <w:r>
-        <w:rPr>
-          <w:shd w:val="clear" w:color="auto" w:fill="B7B7B7"/>
-        </w:rPr>
-        <w:t xml:space="preserve">: </w:t>
-      </w:r>
-      <w:r>
-        <w:rPr>
-          <w:b/>
-          <w:shd w:val="clear" w:color="auto" w:fill="B7B7B7"/>
-        </w:rPr>
-        <w:t xml:space="preserve">Chatgpt </w:t>
-      </w:r>
-      <w:r>
-        <w:rPr>
-          <w:b/>
-          <w:sz w:val="14"/>
-          <w:szCs w:val="14"/>
-          <w:shd w:val="clear" w:color="auto" w:fill="B7B7B7"/>
-        </w:rPr>
-        <w:t>(GPT</w:t>
-      </w:r>
-      <w:r>
-        <w:rPr>
-          <w:rFonts w:ascii="Cambria Math" w:hAnsi="Cambria Math" w:cs="Cambria Math"/>
-          <w:b/>
-          <w:sz w:val="14"/>
-          <w:szCs w:val="14"/>
-          <w:shd w:val="clear" w:color="auto" w:fill="B7B7B7"/>
+          <w:rFonts w:ascii="Arial" w:eastAsia="Arial" w:hAnsi="Arial" w:cs="Arial"/>
+          <w:b/>
+          <w:color w:val="000000"/>
+          <w:sz w:val="18"/>
+          <w:highlight w:val="lightGray"/>
+        </w:rPr>
+        <w:t># Source: AI Source: Provided by: [Data Path</w:t>
+      </w:r>
+      <w:r>
+        <w:rPr>
+          <w:rFonts w:ascii="Arial" w:eastAsia="Arial" w:hAnsi="Arial" w:cs="Arial"/>
+          <w:color w:val="000000"/>
+          <w:sz w:val="18"/>
+          <w:highlight w:val="lightGray"/>
+        </w:rPr>
+        <w:t xml:space="preserve">: Persons Table -&gt; ID Column: 1, Name_En Column: Motasem Essam] -&gt; </w:t>
+      </w:r>
+      <w:r>
+        <w:rPr>
+          <w:rFonts w:ascii="Arial" w:eastAsia="Arial" w:hAnsi="Arial" w:cs="Arial"/>
+          <w:b/>
+          <w:color w:val="000000"/>
+          <w:sz w:val="18"/>
+          <w:highlight w:val="lightGray"/>
+        </w:rPr>
+        <w:t>From:</w:t>
+      </w:r>
+      <w:r>
+        <w:rPr>
+          <w:rFonts w:ascii="Arial" w:eastAsia="Arial" w:hAnsi="Arial" w:cs="Arial"/>
+          <w:color w:val="000000"/>
+          <w:sz w:val="18"/>
+          <w:highlight w:val="lightGray"/>
+        </w:rPr>
+        <w:t xml:space="preserve"> [Chatgpt (GPT</w:t>
+      </w:r>
+      <w:r>
+        <w:rPr>
+          <w:rFonts w:ascii="Arial" w:eastAsia="Arial" w:hAnsi="Arial" w:cs="Cambria Math"/>
+          <w:color w:val="000000"/>
+          <w:sz w:val="18"/>
+          <w:highlight w:val="lightGray"/>
         </w:rPr>
         <w:t>‑</w:t>
       </w:r>
       <w:r>
         <w:rPr>
-          <w:b/>
-          <w:sz w:val="14"/>
-          <w:szCs w:val="14"/>
-          <w:shd w:val="clear" w:color="auto" w:fill="B7B7B7"/>
-        </w:rPr>
-        <w:t>5 Mini) at [8/14/2025]</w:t>
+          <w:rFonts w:ascii="Arial" w:eastAsia="Arial" w:hAnsi="Arial" w:cs="Arial"/>
+          <w:color w:val="000000"/>
+          <w:sz w:val="18"/>
+          <w:highlight w:val="lightGray"/>
+        </w:rPr>
+        <w:t xml:space="preserve">5 Mini)] </w:t>
+      </w:r>
+      <w:r>
+        <w:rPr>
+          <w:rFonts w:ascii="Arial" w:eastAsia="Arial" w:hAnsi="Arial" w:cs="Arial"/>
+          <w:b/>
+          <w:color w:val="000000"/>
+          <w:sz w:val="18"/>
+          <w:highlight w:val="lightGray"/>
+        </w:rPr>
+        <w:t>on</w:t>
+      </w:r>
+      <w:r>
+        <w:rPr>
+          <w:rFonts w:ascii="Arial" w:eastAsia="Arial" w:hAnsi="Arial"/>
+          <w:sz w:val="18"/>
+          <w:highlight w:val="lightGray"/>
+        </w:rPr>
+        <w:t xml:space="preserve"> [8/14/2025]</w:t>
       </w:r>
     </w:p>
     <w:p>
@@ -148,7 +174,7 @@
     </w:p>
     <w:p>
       <w:r>
-        <w:pict w14:anchorId="50A671D5">
+        <w:pict w14:anchorId="722006FE">
           <v:rect id="_x0000_i1025" style="width:0;height:1.5pt" o:hralign="center" o:hrstd="t" o:hr="t" fillcolor="#a0a0a0" stroked="f"/>
         </w:pict>
       </w:r>
@@ -183,51 +209,77 @@
       </w:pPr>
       <w:r>
         <w:rPr>
-          <w:b/>
-          <w:shd w:val="clear" w:color="auto" w:fill="B7B7B7"/>
-        </w:rPr>
-        <w:t># Source</w:t>
-      </w:r>
-      <w:r>
-        <w:rPr>
-          <w:shd w:val="clear" w:color="auto" w:fill="B7B7B7"/>
-        </w:rPr>
-        <w:t xml:space="preserve">: </w:t>
-      </w:r>
-      <w:r>
-        <w:rPr>
-          <w:b/>
-          <w:shd w:val="clear" w:color="auto" w:fill="B7B7B7"/>
-        </w:rPr>
-        <w:t xml:space="preserve">Chatgpt </w:t>
-      </w:r>
-      <w:r>
-        <w:rPr>
-          <w:b/>
-          <w:sz w:val="14"/>
-          <w:szCs w:val="14"/>
-          <w:shd w:val="clear" w:color="auto" w:fill="B7B7B7"/>
-        </w:rPr>
-        <w:t>(GPT</w:t>
-      </w:r>
-      <w:r>
-        <w:rPr>
-          <w:rFonts w:ascii="Cambria Math" w:hAnsi="Cambria Math" w:cs="Cambria Math"/>
-          <w:b/>
-          <w:sz w:val="14"/>
-          <w:szCs w:val="14"/>
-          <w:shd w:val="clear" w:color="auto" w:fill="B7B7B7"/>
+          <w:rFonts w:ascii="Arial" w:eastAsia="Arial" w:hAnsi="Arial" w:cs="Arial"/>
+          <w:b/>
+          <w:color w:val="000000"/>
+          <w:sz w:val="18"/>
+          <w:highlight w:val="lightGray"/>
+        </w:rPr>
+        <w:t># Source: AI Source: Provided by: [Data Path</w:t>
+      </w:r>
+      <w:r>
+        <w:rPr>
+          <w:rFonts w:ascii="Arial" w:eastAsia="Arial" w:hAnsi="Arial" w:cs="Arial"/>
+          <w:color w:val="000000"/>
+          <w:sz w:val="18"/>
+          <w:highlight w:val="lightGray"/>
+        </w:rPr>
+        <w:t xml:space="preserve">: Persons Table -&gt; ID Column: 1, Name_En Column: Motasem Essam] -&gt; </w:t>
+      </w:r>
+      <w:r>
+        <w:rPr>
+          <w:rFonts w:ascii="Arial" w:eastAsia="Arial" w:hAnsi="Arial" w:cs="Arial"/>
+          <w:b/>
+          <w:color w:val="000000"/>
+          <w:sz w:val="18"/>
+          <w:highlight w:val="lightGray"/>
+        </w:rPr>
+        <w:t>From:</w:t>
+      </w:r>
+      <w:r>
+        <w:rPr>
+          <w:rFonts w:ascii="Arial" w:eastAsia="Arial" w:hAnsi="Arial" w:cs="Arial"/>
+          <w:color w:val="000000"/>
+          <w:sz w:val="18"/>
+          <w:highlight w:val="lightGray"/>
+        </w:rPr>
+        <w:t xml:space="preserve"> [Chatgpt (GPT</w:t>
+      </w:r>
+      <w:r>
+        <w:rPr>
+          <w:rFonts w:ascii="Arial" w:eastAsia="Arial" w:hAnsi="Arial" w:cs="Cambria Math"/>
+          <w:color w:val="000000"/>
+          <w:sz w:val="18"/>
+          <w:highlight w:val="lightGray"/>
         </w:rPr>
         <w:t>‑</w:t>
       </w:r>
       <w:r>
         <w:rPr>
-          <w:b/>
-          <w:sz w:val="14"/>
-          <w:szCs w:val="14"/>
-          <w:shd w:val="clear" w:color="auto" w:fill="B7B7B7"/>
-        </w:rPr>
-        <w:t>5 Mini) at [8/14/2025]</w:t>
+          <w:rFonts w:ascii="Arial" w:eastAsia="Arial" w:hAnsi="Arial" w:cs="Arial"/>
+          <w:color w:val="000000"/>
+          <w:sz w:val="18"/>
+          <w:highlight w:val="lightGray"/>
+        </w:rPr>
+        <w:t xml:space="preserve">5 Mini)] </w:t>
+      </w:r>
+      <w:r>
+        <w:rPr>
+          <w:rFonts w:ascii="Arial" w:eastAsia="Arial" w:hAnsi="Arial" w:cs="Arial"/>
+          <w:b/>
+          <w:color w:val="000000"/>
+          <w:sz w:val="18"/>
+          <w:highlight w:val="lightGray"/>
+        </w:rPr>
+        <w:t>on</w:t>
+      </w:r>
+      <w:r>
+        <w:rPr>
+          <w:rFonts w:ascii="Arial" w:eastAsia="Arial" w:hAnsi="Arial"/>
+          <w:sz w:val="18"/>
+          <w:highlight w:val="lightGray"/>
+        </w:rPr>
+        <w:t xml:space="preserve"> [8/14/2025]</w:t>
       </w:r>
     </w:p>
     <w:p>
@@ -236,7 +288,7 @@
           <w:ilvl w:val="0"/>
           <w:numId w:val="12"/>
         </w:numPr>
-        <w:spacing w:before="240"/>
+        <w:spacing w:before="240" w:after="0" w:line="276" w:lineRule="auto"/>
         <w:rPr>
           <w:rFonts w:ascii="Roboto Mono" w:eastAsia="Roboto Mono" w:hAnsi="Roboto Mono" w:cs="Roboto Mono"/>
         </w:rPr>
@@ -260,6 +312,7 @@
           <w:ilvl w:val="0"/>
           <w:numId w:val="12"/>
         </w:numPr>
+        <w:spacing w:after="0" w:line="276" w:lineRule="auto"/>
         <w:rPr>
           <w:rFonts w:ascii="Roboto Mono" w:eastAsia="Roboto Mono" w:hAnsi="Roboto Mono" w:cs="Roboto Mono"/>
         </w:rPr>
@@ -283,6 +336,7 @@
           <w:ilvl w:val="1"/>
           <w:numId w:val="12"/>
         </w:numPr>
+        <w:spacing w:after="0" w:line="276" w:lineRule="auto"/>
         <w:rPr>
           <w:rFonts w:ascii="Roboto Mono" w:eastAsia="Roboto Mono" w:hAnsi="Roboto Mono" w:cs="Roboto Mono"/>
         </w:rPr>
@@ -306,6 +360,7 @@
           <w:ilvl w:val="1"/>
           <w:numId w:val="12"/>
         </w:numPr>
+        <w:spacing w:after="0" w:line="276" w:lineRule="auto"/>
         <w:rPr>
           <w:rFonts w:ascii="Roboto Mono" w:eastAsia="Roboto Mono" w:hAnsi="Roboto Mono" w:cs="Roboto Mono"/>
         </w:rPr>
@@ -329,7 +384,7 @@
           <w:ilvl w:val="1"/>
           <w:numId w:val="12"/>
         </w:numPr>
-        <w:spacing w:after="240"/>
+        <w:spacing w:after="240" w:line="276" w:lineRule="auto"/>
         <w:rPr>
           <w:rFonts w:ascii="Roboto Mono" w:eastAsia="Roboto Mono" w:hAnsi="Roboto Mono" w:cs="Roboto Mono"/>
         </w:rPr>
@@ -365,51 +420,77 @@
       </w:pPr>
       <w:r>
         <w:rPr>
-          <w:b/>
-          <w:shd w:val="clear" w:color="auto" w:fill="B7B7B7"/>
-        </w:rPr>
-        <w:t># Source</w:t>
-      </w:r>
-      <w:r>
-        <w:rPr>
-          <w:shd w:val="clear" w:color="auto" w:fill="B7B7B7"/>
-        </w:rPr>
-        <w:t xml:space="preserve">: </w:t>
-      </w:r>
-      <w:r>
-        <w:rPr>
-          <w:b/>
-          <w:shd w:val="clear" w:color="auto" w:fill="B7B7B7"/>
-        </w:rPr>
-        <w:t xml:space="preserve">Chatgpt </w:t>
-      </w:r>
-      <w:r>
-        <w:rPr>
-          <w:b/>
-          <w:sz w:val="14"/>
-          <w:szCs w:val="14"/>
-          <w:shd w:val="clear" w:color="auto" w:fill="B7B7B7"/>
-        </w:rPr>
-        <w:t>(GPT</w:t>
-      </w:r>
-      <w:r>
-        <w:rPr>
-          <w:rFonts w:ascii="Cambria Math" w:hAnsi="Cambria Math" w:cs="Cambria Math"/>
-          <w:b/>
-          <w:sz w:val="14"/>
-          <w:szCs w:val="14"/>
-          <w:shd w:val="clear" w:color="auto" w:fill="B7B7B7"/>
+          <w:rFonts w:ascii="Arial" w:eastAsia="Arial" w:hAnsi="Arial" w:cs="Arial"/>
+          <w:b/>
+          <w:color w:val="000000"/>
+          <w:sz w:val="18"/>
+          <w:highlight w:val="lightGray"/>
+        </w:rPr>
+        <w:t># Source: AI Source: Provided by: [Data Path</w:t>
+      </w:r>
+      <w:r>
+        <w:rPr>
+          <w:rFonts w:ascii="Arial" w:eastAsia="Arial" w:hAnsi="Arial" w:cs="Arial"/>
+          <w:color w:val="000000"/>
+          <w:sz w:val="18"/>
+          <w:highlight w:val="lightGray"/>
+        </w:rPr>
+        <w:t xml:space="preserve">: Persons Table -&gt; ID Column: 1, Name_En Column: Motasem Essam] -&gt; </w:t>
+      </w:r>
+      <w:r>
+        <w:rPr>
+          <w:rFonts w:ascii="Arial" w:eastAsia="Arial" w:hAnsi="Arial" w:cs="Arial"/>
+          <w:b/>
+          <w:color w:val="000000"/>
+          <w:sz w:val="18"/>
+          <w:highlight w:val="lightGray"/>
+        </w:rPr>
+        <w:t>From:</w:t>
+      </w:r>
+      <w:r>
+        <w:rPr>
+          <w:rFonts w:ascii="Arial" w:eastAsia="Arial" w:hAnsi="Arial" w:cs="Arial"/>
+          <w:color w:val="000000"/>
+          <w:sz w:val="18"/>
+          <w:highlight w:val="lightGray"/>
+        </w:rPr>
+        <w:t xml:space="preserve"> [Chatgpt (GPT</w:t>
+      </w:r>
+      <w:r>
+        <w:rPr>
+          <w:rFonts w:ascii="Arial" w:eastAsia="Arial" w:hAnsi="Arial" w:cs="Cambria Math"/>
+          <w:color w:val="000000"/>
+          <w:sz w:val="18"/>
+          <w:highlight w:val="lightGray"/>
         </w:rPr>
         <w:t>‑</w:t>
       </w:r>
       <w:r>
         <w:rPr>
-          <w:b/>
-          <w:sz w:val="14"/>
-          <w:szCs w:val="14"/>
-          <w:shd w:val="clear" w:color="auto" w:fill="B7B7B7"/>
-        </w:rPr>
-        <w:t>5 Mini) at [8/14/2025]</w:t>
+          <w:rFonts w:ascii="Arial" w:eastAsia="Arial" w:hAnsi="Arial" w:cs="Arial"/>
+          <w:color w:val="000000"/>
+          <w:sz w:val="18"/>
+          <w:highlight w:val="lightGray"/>
+        </w:rPr>
+        <w:t xml:space="preserve">5 Mini)] </w:t>
+      </w:r>
+      <w:r>
+        <w:rPr>
+          <w:rFonts w:ascii="Arial" w:eastAsia="Arial" w:hAnsi="Arial" w:cs="Arial"/>
+          <w:b/>
+          <w:color w:val="000000"/>
+          <w:sz w:val="18"/>
+          <w:highlight w:val="lightGray"/>
+        </w:rPr>
+        <w:t>on</w:t>
+      </w:r>
+      <w:r>
+        <w:rPr>
+          <w:rFonts w:ascii="Arial" w:eastAsia="Arial" w:hAnsi="Arial"/>
+          <w:sz w:val="18"/>
+          <w:highlight w:val="lightGray"/>
+        </w:rPr>
+        <w:t xml:space="preserve"> [8/14/2025]</w:t>
       </w:r>
     </w:p>
     <w:p>
@@ -418,7 +499,7 @@
           <w:ilvl w:val="0"/>
           <w:numId w:val="7"/>
         </w:numPr>
-        <w:spacing w:before="240"/>
+        <w:spacing w:before="240" w:after="0" w:line="276" w:lineRule="auto"/>
         <w:rPr>
           <w:rFonts w:ascii="Roboto Mono" w:eastAsia="Roboto Mono" w:hAnsi="Roboto Mono" w:cs="Roboto Mono"/>
         </w:rPr>
@@ -442,6 +523,7 @@
           <w:ilvl w:val="0"/>
           <w:numId w:val="7"/>
         </w:numPr>
+        <w:spacing w:after="0" w:line="276" w:lineRule="auto"/>
         <w:rPr>
           <w:rFonts w:ascii="Roboto Mono" w:eastAsia="Roboto Mono" w:hAnsi="Roboto Mono" w:cs="Roboto Mono"/>
         </w:rPr>
@@ -465,15 +547,15 @@
           <w:ilvl w:val="1"/>
           <w:numId w:val="7"/>
         </w:numPr>
-        <w:rPr>
-          <w:rFonts w:ascii="Roboto Mono" w:eastAsia="Roboto Mono" w:hAnsi="Roboto Mono" w:cs="Roboto Mono"/>
-        </w:rPr>
-      </w:pPr>
-      <w:r>
-        <w:rPr>
-          <w:rFonts w:ascii="Roboto Mono" w:eastAsia="Roboto Mono" w:hAnsi="Roboto Mono" w:cs="Roboto Mono"/>
-        </w:rPr>
-        <w:lastRenderedPageBreak/>
+        <w:spacing w:after="0" w:line="276" w:lineRule="auto"/>
+        <w:rPr>
+          <w:rFonts w:ascii="Roboto Mono" w:eastAsia="Roboto Mono" w:hAnsi="Roboto Mono" w:cs="Roboto Mono"/>
+        </w:rPr>
+      </w:pPr>
+      <w:r>
+        <w:rPr>
+          <w:rFonts w:ascii="Roboto Mono" w:eastAsia="Roboto Mono" w:hAnsi="Roboto Mono" w:cs="Roboto Mono"/>
+        </w:rPr>
         <w:t>Requirements documents</w:t>
       </w:r>
       <w:r>
@@ -489,6 +571,7 @@
           <w:ilvl w:val="1"/>
           <w:numId w:val="7"/>
         </w:numPr>
+        <w:spacing w:after="0" w:line="276" w:lineRule="auto"/>
         <w:rPr>
           <w:rFonts w:ascii="Roboto Mono" w:eastAsia="Roboto Mono" w:hAnsi="Roboto Mono" w:cs="Roboto Mono"/>
         </w:rPr>
@@ -512,6 +595,7 @@
           <w:ilvl w:val="1"/>
           <w:numId w:val="7"/>
         </w:numPr>
+        <w:spacing w:after="0" w:line="276" w:lineRule="auto"/>
         <w:rPr>
           <w:rFonts w:ascii="Roboto Mono" w:eastAsia="Roboto Mono" w:hAnsi="Roboto Mono" w:cs="Roboto Mono"/>
         </w:rPr>
@@ -535,7 +619,7 @@
           <w:ilvl w:val="1"/>
           <w:numId w:val="7"/>
         </w:numPr>
-        <w:spacing w:after="240"/>
+        <w:spacing w:after="240" w:line="276" w:lineRule="auto"/>
       </w:pPr>
       <w:r>
         <w:rPr>
@@ -565,51 +649,77 @@
       </w:pPr>
       <w:r>
         <w:rPr>
-          <w:b/>
-          <w:shd w:val="clear" w:color="auto" w:fill="B7B7B7"/>
-        </w:rPr>
-        <w:t># Source</w:t>
-      </w:r>
-      <w:r>
-        <w:rPr>
-          <w:shd w:val="clear" w:color="auto" w:fill="B7B7B7"/>
-        </w:rPr>
-        <w:t xml:space="preserve">: </w:t>
-      </w:r>
-      <w:r>
-        <w:rPr>
-          <w:b/>
-          <w:shd w:val="clear" w:color="auto" w:fill="B7B7B7"/>
-        </w:rPr>
-        <w:t xml:space="preserve">Chatgpt </w:t>
-      </w:r>
-      <w:r>
-        <w:rPr>
-          <w:b/>
-          <w:sz w:val="14"/>
-          <w:szCs w:val="14"/>
-          <w:shd w:val="clear" w:color="auto" w:fill="B7B7B7"/>
-        </w:rPr>
-        <w:t>(GPT</w:t>
-      </w:r>
-      <w:r>
-        <w:rPr>
-          <w:rFonts w:ascii="Cambria Math" w:hAnsi="Cambria Math" w:cs="Cambria Math"/>
-          <w:b/>
-          <w:sz w:val="14"/>
-          <w:szCs w:val="14"/>
-          <w:shd w:val="clear" w:color="auto" w:fill="B7B7B7"/>
+          <w:rFonts w:ascii="Arial" w:eastAsia="Arial" w:hAnsi="Arial" w:cs="Arial"/>
+          <w:b/>
+          <w:color w:val="000000"/>
+          <w:sz w:val="18"/>
+          <w:highlight w:val="lightGray"/>
+        </w:rPr>
+        <w:t># Source: AI Source: Provided by: [Data Path</w:t>
+      </w:r>
+      <w:r>
+        <w:rPr>
+          <w:rFonts w:ascii="Arial" w:eastAsia="Arial" w:hAnsi="Arial" w:cs="Arial"/>
+          <w:color w:val="000000"/>
+          <w:sz w:val="18"/>
+          <w:highlight w:val="lightGray"/>
+        </w:rPr>
+        <w:t xml:space="preserve">: Persons Table -&gt; ID Column: 1, Name_En Column: Motasem Essam] -&gt; </w:t>
+      </w:r>
+      <w:r>
+        <w:rPr>
+          <w:rFonts w:ascii="Arial" w:eastAsia="Arial" w:hAnsi="Arial" w:cs="Arial"/>
+          <w:b/>
+          <w:color w:val="000000"/>
+          <w:sz w:val="18"/>
+          <w:highlight w:val="lightGray"/>
+        </w:rPr>
+        <w:t>From:</w:t>
+      </w:r>
+      <w:r>
+        <w:rPr>
+          <w:rFonts w:ascii="Arial" w:eastAsia="Arial" w:hAnsi="Arial" w:cs="Arial"/>
+          <w:color w:val="000000"/>
+          <w:sz w:val="18"/>
+          <w:highlight w:val="lightGray"/>
+        </w:rPr>
+        <w:t xml:space="preserve"> [Chatgpt (GPT</w:t>
+      </w:r>
+      <w:r>
+        <w:rPr>
+          <w:rFonts w:ascii="Arial" w:eastAsia="Arial" w:hAnsi="Arial" w:cs="Cambria Math"/>
+          <w:color w:val="000000"/>
+          <w:sz w:val="18"/>
+          <w:highlight w:val="lightGray"/>
         </w:rPr>
         <w:t>‑</w:t>
       </w:r>
       <w:r>
         <w:rPr>
-          <w:b/>
-          <w:sz w:val="14"/>
-          <w:szCs w:val="14"/>
-          <w:shd w:val="clear" w:color="auto" w:fill="B7B7B7"/>
-        </w:rPr>
-        <w:t>5 Mini) at [8/14/2025]</w:t>
+          <w:rFonts w:ascii="Arial" w:eastAsia="Arial" w:hAnsi="Arial" w:cs="Arial"/>
+          <w:color w:val="000000"/>
+          <w:sz w:val="18"/>
+          <w:highlight w:val="lightGray"/>
+        </w:rPr>
+        <w:t xml:space="preserve">5 Mini)] </w:t>
+      </w:r>
+      <w:r>
+        <w:rPr>
+          <w:rFonts w:ascii="Arial" w:eastAsia="Arial" w:hAnsi="Arial" w:cs="Arial"/>
+          <w:b/>
+          <w:color w:val="000000"/>
+          <w:sz w:val="18"/>
+          <w:highlight w:val="lightGray"/>
+        </w:rPr>
+        <w:t>on</w:t>
+      </w:r>
+      <w:r>
+        <w:rPr>
+          <w:rFonts w:ascii="Arial" w:eastAsia="Arial" w:hAnsi="Arial"/>
+          <w:sz w:val="18"/>
+          <w:highlight w:val="lightGray"/>
+        </w:rPr>
+        <w:t xml:space="preserve"> [8/14/2025]</w:t>
       </w:r>
     </w:p>
     <w:p>
@@ -618,7 +728,7 @@
           <w:ilvl w:val="0"/>
           <w:numId w:val="6"/>
         </w:numPr>
-        <w:spacing w:before="240"/>
+        <w:spacing w:before="240" w:after="0" w:line="276" w:lineRule="auto"/>
         <w:rPr>
           <w:rFonts w:ascii="Roboto Mono" w:eastAsia="Roboto Mono" w:hAnsi="Roboto Mono" w:cs="Roboto Mono"/>
         </w:rPr>
@@ -642,6 +752,7 @@
           <w:ilvl w:val="0"/>
           <w:numId w:val="6"/>
         </w:numPr>
+        <w:spacing w:after="0" w:line="276" w:lineRule="auto"/>
         <w:rPr>
           <w:rFonts w:ascii="Roboto Mono" w:eastAsia="Roboto Mono" w:hAnsi="Roboto Mono" w:cs="Roboto Mono"/>
         </w:rPr>
@@ -665,6 +776,7 @@
           <w:ilvl w:val="1"/>
           <w:numId w:val="6"/>
         </w:numPr>
+        <w:spacing w:after="0" w:line="276" w:lineRule="auto"/>
         <w:rPr>
           <w:rFonts w:ascii="Roboto Mono" w:eastAsia="Roboto Mono" w:hAnsi="Roboto Mono" w:cs="Roboto Mono"/>
         </w:rPr>
@@ -688,6 +800,7 @@
           <w:ilvl w:val="1"/>
           <w:numId w:val="6"/>
         </w:numPr>
+        <w:spacing w:after="0" w:line="276" w:lineRule="auto"/>
         <w:rPr>
           <w:rFonts w:ascii="Roboto Mono" w:eastAsia="Roboto Mono" w:hAnsi="Roboto Mono" w:cs="Roboto Mono"/>
         </w:rPr>
@@ -711,6 +824,7 @@
           <w:ilvl w:val="1"/>
           <w:numId w:val="6"/>
         </w:numPr>
+        <w:spacing w:after="0" w:line="276" w:lineRule="auto"/>
         <w:rPr>
           <w:rFonts w:ascii="Roboto Mono" w:eastAsia="Roboto Mono" w:hAnsi="Roboto Mono" w:cs="Roboto Mono"/>
         </w:rPr>
@@ -734,7 +848,7 @@
           <w:ilvl w:val="1"/>
           <w:numId w:val="6"/>
         </w:numPr>
-        <w:spacing w:after="240"/>
+        <w:spacing w:after="240" w:line="276" w:lineRule="auto"/>
         <w:rPr>
           <w:rFonts w:ascii="Roboto Mono" w:eastAsia="Roboto Mono" w:hAnsi="Roboto Mono" w:cs="Roboto Mono"/>
         </w:rPr>
@@ -754,7 +868,7 @@
     </w:p>
     <w:p>
       <w:r>
-        <w:pict w14:anchorId="1C69E6FA">
+        <w:pict w14:anchorId="51B93B41">
           <v:rect id="_x0000_i1026" style="width:0;height:1.5pt" o:hralign="center" o:hrstd="t" o:hr="t" fillcolor="#a0a0a0" stroked="f"/>
         </w:pict>
       </w:r>
@@ -777,51 +891,77 @@
       </w:pPr>
       <w:r>
         <w:rPr>
-          <w:b/>
-          <w:shd w:val="clear" w:color="auto" w:fill="B7B7B7"/>
-        </w:rPr>
-        <w:t># Source</w:t>
-      </w:r>
-      <w:r>
-        <w:rPr>
-          <w:shd w:val="clear" w:color="auto" w:fill="B7B7B7"/>
-        </w:rPr>
-        <w:t xml:space="preserve">: </w:t>
-      </w:r>
-      <w:r>
-        <w:rPr>
-          <w:b/>
-          <w:shd w:val="clear" w:color="auto" w:fill="B7B7B7"/>
-        </w:rPr>
-        <w:t xml:space="preserve">Chatgpt </w:t>
-      </w:r>
-      <w:r>
-        <w:rPr>
-          <w:b/>
-          <w:sz w:val="14"/>
-          <w:szCs w:val="14"/>
-          <w:shd w:val="clear" w:color="auto" w:fill="B7B7B7"/>
-        </w:rPr>
-        <w:t>(GPT</w:t>
-      </w:r>
-      <w:r>
-        <w:rPr>
-          <w:rFonts w:ascii="Cambria Math" w:hAnsi="Cambria Math" w:cs="Cambria Math"/>
-          <w:b/>
-          <w:sz w:val="14"/>
-          <w:szCs w:val="14"/>
-          <w:shd w:val="clear" w:color="auto" w:fill="B7B7B7"/>
+          <w:rFonts w:ascii="Arial" w:eastAsia="Arial" w:hAnsi="Arial" w:cs="Arial"/>
+          <w:b/>
+          <w:color w:val="000000"/>
+          <w:sz w:val="18"/>
+          <w:highlight w:val="lightGray"/>
+        </w:rPr>
+        <w:t># Source: AI Source: Provided by: [Data Path</w:t>
+      </w:r>
+      <w:r>
+        <w:rPr>
+          <w:rFonts w:ascii="Arial" w:eastAsia="Arial" w:hAnsi="Arial" w:cs="Arial"/>
+          <w:color w:val="000000"/>
+          <w:sz w:val="18"/>
+          <w:highlight w:val="lightGray"/>
+        </w:rPr>
+        <w:t xml:space="preserve">: Persons Table -&gt; ID Column: 1, Name_En Column: Motasem Essam] -&gt; </w:t>
+      </w:r>
+      <w:r>
+        <w:rPr>
+          <w:rFonts w:ascii="Arial" w:eastAsia="Arial" w:hAnsi="Arial" w:cs="Arial"/>
+          <w:b/>
+          <w:color w:val="000000"/>
+          <w:sz w:val="18"/>
+          <w:highlight w:val="lightGray"/>
+        </w:rPr>
+        <w:t>From:</w:t>
+      </w:r>
+      <w:r>
+        <w:rPr>
+          <w:rFonts w:ascii="Arial" w:eastAsia="Arial" w:hAnsi="Arial" w:cs="Arial"/>
+          <w:color w:val="000000"/>
+          <w:sz w:val="18"/>
+          <w:highlight w:val="lightGray"/>
+        </w:rPr>
+        <w:t xml:space="preserve"> [Chatgpt (GPT</w:t>
+      </w:r>
+      <w:r>
+        <w:rPr>
+          <w:rFonts w:ascii="Arial" w:eastAsia="Arial" w:hAnsi="Arial" w:cs="Cambria Math"/>
+          <w:color w:val="000000"/>
+          <w:sz w:val="18"/>
+          <w:highlight w:val="lightGray"/>
         </w:rPr>
         <w:t>‑</w:t>
       </w:r>
       <w:r>
         <w:rPr>
-          <w:b/>
-          <w:sz w:val="14"/>
-          <w:szCs w:val="14"/>
-          <w:shd w:val="clear" w:color="auto" w:fill="B7B7B7"/>
-        </w:rPr>
-        <w:t>5 Mini) at [8/14/2025]</w:t>
+          <w:rFonts w:ascii="Arial" w:eastAsia="Arial" w:hAnsi="Arial" w:cs="Arial"/>
+          <w:color w:val="000000"/>
+          <w:sz w:val="18"/>
+          <w:highlight w:val="lightGray"/>
+        </w:rPr>
+        <w:t xml:space="preserve">5 Mini)] </w:t>
+      </w:r>
+      <w:r>
+        <w:rPr>
+          <w:rFonts w:ascii="Arial" w:eastAsia="Arial" w:hAnsi="Arial" w:cs="Arial"/>
+          <w:b/>
+          <w:color w:val="000000"/>
+          <w:sz w:val="18"/>
+          <w:highlight w:val="lightGray"/>
+        </w:rPr>
+        <w:t>on</w:t>
+      </w:r>
+      <w:r>
+        <w:rPr>
+          <w:rFonts w:ascii="Arial" w:eastAsia="Arial" w:hAnsi="Arial"/>
+          <w:sz w:val="18"/>
+          <w:highlight w:val="lightGray"/>
+        </w:rPr>
+        <w:t xml:space="preserve"> [8/14/2025]</w:t>
       </w:r>
     </w:p>
     <w:p>
@@ -830,7 +970,7 @@
           <w:ilvl w:val="0"/>
           <w:numId w:val="5"/>
         </w:numPr>
-        <w:spacing w:before="240"/>
+        <w:spacing w:before="240" w:after="0" w:line="276" w:lineRule="auto"/>
       </w:pPr>
       <w:r>
         <w:rPr>
@@ -858,6 +998,7 @@
           <w:ilvl w:val="0"/>
           <w:numId w:val="5"/>
         </w:numPr>
+        <w:spacing w:after="0" w:line="276" w:lineRule="auto"/>
       </w:pPr>
       <w:r>
         <w:rPr>
@@ -885,6 +1026,7 @@
           <w:ilvl w:val="0"/>
           <w:numId w:val="5"/>
         </w:numPr>
+        <w:spacing w:after="0" w:line="276" w:lineRule="auto"/>
       </w:pPr>
       <w:r>
         <w:rPr>
@@ -912,6 +1054,7 @@
           <w:ilvl w:val="0"/>
           <w:numId w:val="5"/>
         </w:numPr>
+        <w:spacing w:after="0" w:line="276" w:lineRule="auto"/>
       </w:pPr>
       <w:r>
         <w:rPr>
@@ -939,7 +1082,7 @@
           <w:ilvl w:val="0"/>
           <w:numId w:val="5"/>
         </w:numPr>
-        <w:spacing w:after="240"/>
+        <w:spacing w:after="240" w:line="276" w:lineRule="auto"/>
       </w:pPr>
       <w:r>
         <w:rPr>
@@ -960,8 +1103,7 @@
     </w:p>
     <w:p>
       <w:r>
-        <w:lastRenderedPageBreak/>
-        <w:pict w14:anchorId="25CEBC32">
+        <w:pict w14:anchorId="4A23058E">
           <v:rect id="_x0000_i1027" style="width:0;height:1.5pt" o:hralign="center" o:hrstd="t" o:hr="t" fillcolor="#a0a0a0" stroked="f"/>
         </w:pict>
       </w:r>
@@ -984,51 +1126,77 @@
       </w:pPr>
       <w:r>
         <w:rPr>
-          <w:b/>
-          <w:shd w:val="clear" w:color="auto" w:fill="B7B7B7"/>
-        </w:rPr>
-        <w:t># Source</w:t>
-      </w:r>
-      <w:r>
-        <w:rPr>
-          <w:shd w:val="clear" w:color="auto" w:fill="B7B7B7"/>
-        </w:rPr>
-        <w:t xml:space="preserve">: </w:t>
-      </w:r>
-      <w:r>
-        <w:rPr>
-          <w:b/>
-          <w:shd w:val="clear" w:color="auto" w:fill="B7B7B7"/>
-        </w:rPr>
-        <w:t xml:space="preserve">Chatgpt </w:t>
-      </w:r>
-      <w:r>
-        <w:rPr>
-          <w:b/>
-          <w:sz w:val="14"/>
-          <w:szCs w:val="14"/>
-          <w:shd w:val="clear" w:color="auto" w:fill="B7B7B7"/>
-        </w:rPr>
-        <w:t>(GPT</w:t>
-      </w:r>
-      <w:r>
-        <w:rPr>
-          <w:rFonts w:ascii="Cambria Math" w:hAnsi="Cambria Math" w:cs="Cambria Math"/>
-          <w:b/>
-          <w:sz w:val="14"/>
-          <w:szCs w:val="14"/>
-          <w:shd w:val="clear" w:color="auto" w:fill="B7B7B7"/>
+          <w:rFonts w:ascii="Arial" w:eastAsia="Arial" w:hAnsi="Arial" w:cs="Arial"/>
+          <w:b/>
+          <w:color w:val="000000"/>
+          <w:sz w:val="18"/>
+          <w:highlight w:val="lightGray"/>
+        </w:rPr>
+        <w:t># Source: AI Source: Provided by: [Data Path</w:t>
+      </w:r>
+      <w:r>
+        <w:rPr>
+          <w:rFonts w:ascii="Arial" w:eastAsia="Arial" w:hAnsi="Arial" w:cs="Arial"/>
+          <w:color w:val="000000"/>
+          <w:sz w:val="18"/>
+          <w:highlight w:val="lightGray"/>
+        </w:rPr>
+        <w:t xml:space="preserve">: Persons Table -&gt; ID Column: 1, Name_En Column: Motasem Essam] -&gt; </w:t>
+      </w:r>
+      <w:r>
+        <w:rPr>
+          <w:rFonts w:ascii="Arial" w:eastAsia="Arial" w:hAnsi="Arial" w:cs="Arial"/>
+          <w:b/>
+          <w:color w:val="000000"/>
+          <w:sz w:val="18"/>
+          <w:highlight w:val="lightGray"/>
+        </w:rPr>
+        <w:t>From:</w:t>
+      </w:r>
+      <w:r>
+        <w:rPr>
+          <w:rFonts w:ascii="Arial" w:eastAsia="Arial" w:hAnsi="Arial" w:cs="Arial"/>
+          <w:color w:val="000000"/>
+          <w:sz w:val="18"/>
+          <w:highlight w:val="lightGray"/>
+        </w:rPr>
+        <w:t xml:space="preserve"> [Chatgpt (GPT</w:t>
+      </w:r>
+      <w:r>
+        <w:rPr>
+          <w:rFonts w:ascii="Arial" w:eastAsia="Arial" w:hAnsi="Arial" w:cs="Cambria Math"/>
+          <w:color w:val="000000"/>
+          <w:sz w:val="18"/>
+          <w:highlight w:val="lightGray"/>
         </w:rPr>
         <w:t>‑</w:t>
       </w:r>
       <w:r>
         <w:rPr>
-          <w:b/>
-          <w:sz w:val="14"/>
-          <w:szCs w:val="14"/>
-          <w:shd w:val="clear" w:color="auto" w:fill="B7B7B7"/>
-        </w:rPr>
-        <w:t>5 Mini) at [8/14/2025]</w:t>
+          <w:rFonts w:ascii="Arial" w:eastAsia="Arial" w:hAnsi="Arial" w:cs="Arial"/>
+          <w:color w:val="000000"/>
+          <w:sz w:val="18"/>
+          <w:highlight w:val="lightGray"/>
+        </w:rPr>
+        <w:t xml:space="preserve">5 Mini)] </w:t>
+      </w:r>
+      <w:r>
+        <w:rPr>
+          <w:rFonts w:ascii="Arial" w:eastAsia="Arial" w:hAnsi="Arial" w:cs="Arial"/>
+          <w:b/>
+          <w:color w:val="000000"/>
+          <w:sz w:val="18"/>
+          <w:highlight w:val="lightGray"/>
+        </w:rPr>
+        <w:t>on</w:t>
+      </w:r>
+      <w:r>
+        <w:rPr>
+          <w:rFonts w:ascii="Arial" w:eastAsia="Arial" w:hAnsi="Arial"/>
+          <w:sz w:val="18"/>
+          <w:highlight w:val="lightGray"/>
+        </w:rPr>
+        <w:t xml:space="preserve"> [8/14/2025]</w:t>
       </w:r>
     </w:p>
     <w:p>
@@ -1037,7 +1205,7 @@
           <w:ilvl w:val="0"/>
           <w:numId w:val="10"/>
         </w:numPr>
-        <w:spacing w:before="240"/>
+        <w:spacing w:before="240" w:after="0" w:line="276" w:lineRule="auto"/>
       </w:pPr>
       <w:r>
         <w:rPr>
@@ -1071,6 +1239,7 @@
           <w:ilvl w:val="0"/>
           <w:numId w:val="10"/>
         </w:numPr>
+        <w:spacing w:after="0" w:line="276" w:lineRule="auto"/>
       </w:pPr>
       <w:r>
         <w:rPr>
@@ -1104,6 +1273,7 @@
           <w:ilvl w:val="0"/>
           <w:numId w:val="10"/>
         </w:numPr>
+        <w:spacing w:after="0" w:line="276" w:lineRule="auto"/>
       </w:pPr>
       <w:r>
         <w:rPr>
@@ -1137,7 +1307,7 @@
           <w:ilvl w:val="0"/>
           <w:numId w:val="10"/>
         </w:numPr>
-        <w:spacing w:after="240"/>
+        <w:spacing w:after="240" w:line="276" w:lineRule="auto"/>
       </w:pPr>
       <w:r>
         <w:rPr>
@@ -1167,7 +1337,7 @@
     </w:p>
     <w:p>
       <w:r>
-        <w:pict w14:anchorId="0716868F">
+        <w:pict w14:anchorId="3C98E35D">
           <v:rect id="_x0000_i1028" style="width:0;height:1.5pt" o:hralign="center" o:hrstd="t" o:hr="t" fillcolor="#a0a0a0" stroked="f"/>
         </w:pict>
       </w:r>
@@ -1201,7 +1371,7 @@
     </w:p>
     <w:p>
       <w:r>
-        <w:pict w14:anchorId="0634DEDD">
+        <w:pict w14:anchorId="50574B43">
           <v:rect id="_x0000_i1029" style="width:0;height:1.5pt" o:hralign="center" o:hrstd="t" o:hr="t" fillcolor="#a0a0a0" stroked="f"/>
         </w:pict>
       </w:r>
@@ -1233,51 +1403,77 @@
       </w:pPr>
       <w:r>
         <w:rPr>
-          <w:b/>
-          <w:shd w:val="clear" w:color="auto" w:fill="B7B7B7"/>
-        </w:rPr>
-        <w:t># Source</w:t>
-      </w:r>
-      <w:r>
-        <w:rPr>
-          <w:shd w:val="clear" w:color="auto" w:fill="B7B7B7"/>
-        </w:rPr>
-        <w:t xml:space="preserve">: </w:t>
-      </w:r>
-      <w:r>
-        <w:rPr>
-          <w:b/>
-          <w:shd w:val="clear" w:color="auto" w:fill="B7B7B7"/>
-        </w:rPr>
-        <w:t xml:space="preserve">Chatgpt </w:t>
-      </w:r>
-      <w:r>
-        <w:rPr>
-          <w:b/>
-          <w:sz w:val="14"/>
-          <w:szCs w:val="14"/>
-          <w:shd w:val="clear" w:color="auto" w:fill="B7B7B7"/>
-        </w:rPr>
-        <w:t>(GPT</w:t>
-      </w:r>
-      <w:r>
-        <w:rPr>
-          <w:rFonts w:ascii="Cambria Math" w:hAnsi="Cambria Math" w:cs="Cambria Math"/>
-          <w:b/>
-          <w:sz w:val="14"/>
-          <w:szCs w:val="14"/>
-          <w:shd w:val="clear" w:color="auto" w:fill="B7B7B7"/>
+          <w:rFonts w:ascii="Arial" w:eastAsia="Arial" w:hAnsi="Arial" w:cs="Arial"/>
+          <w:b/>
+          <w:color w:val="000000"/>
+          <w:sz w:val="18"/>
+          <w:highlight w:val="lightGray"/>
+        </w:rPr>
+        <w:t># Source: AI Source: Provided by: [Data Path</w:t>
+      </w:r>
+      <w:r>
+        <w:rPr>
+          <w:rFonts w:ascii="Arial" w:eastAsia="Arial" w:hAnsi="Arial" w:cs="Arial"/>
+          <w:color w:val="000000"/>
+          <w:sz w:val="18"/>
+          <w:highlight w:val="lightGray"/>
+        </w:rPr>
+        <w:t xml:space="preserve">: Persons Table -&gt; ID Column: 1, Name_En Column: Motasem Essam] -&gt; </w:t>
+      </w:r>
+      <w:r>
+        <w:rPr>
+          <w:rFonts w:ascii="Arial" w:eastAsia="Arial" w:hAnsi="Arial" w:cs="Arial"/>
+          <w:b/>
+          <w:color w:val="000000"/>
+          <w:sz w:val="18"/>
+          <w:highlight w:val="lightGray"/>
+        </w:rPr>
+        <w:t>From:</w:t>
+      </w:r>
+      <w:r>
+        <w:rPr>
+          <w:rFonts w:ascii="Arial" w:eastAsia="Arial" w:hAnsi="Arial" w:cs="Arial"/>
+          <w:color w:val="000000"/>
+          <w:sz w:val="18"/>
+          <w:highlight w:val="lightGray"/>
+        </w:rPr>
+        <w:t xml:space="preserve"> [Chatgpt (GPT</w:t>
+      </w:r>
+      <w:r>
+        <w:rPr>
+          <w:rFonts w:ascii="Arial" w:eastAsia="Arial" w:hAnsi="Arial" w:cs="Cambria Math"/>
+          <w:color w:val="000000"/>
+          <w:sz w:val="18"/>
+          <w:highlight w:val="lightGray"/>
         </w:rPr>
         <w:t>‑</w:t>
       </w:r>
       <w:r>
         <w:rPr>
-          <w:b/>
-          <w:sz w:val="14"/>
-          <w:szCs w:val="14"/>
-          <w:shd w:val="clear" w:color="auto" w:fill="B7B7B7"/>
-        </w:rPr>
-        <w:t>5 Mini) at [8/12/2025]</w:t>
+          <w:rFonts w:ascii="Arial" w:eastAsia="Arial" w:hAnsi="Arial" w:cs="Arial"/>
+          <w:color w:val="000000"/>
+          <w:sz w:val="18"/>
+          <w:highlight w:val="lightGray"/>
+        </w:rPr>
+        <w:t xml:space="preserve">5 Mini)] </w:t>
+      </w:r>
+      <w:r>
+        <w:rPr>
+          <w:rFonts w:ascii="Arial" w:eastAsia="Arial" w:hAnsi="Arial" w:cs="Arial"/>
+          <w:b/>
+          <w:color w:val="000000"/>
+          <w:sz w:val="18"/>
+          <w:highlight w:val="lightGray"/>
+        </w:rPr>
+        <w:t>on</w:t>
+      </w:r>
+      <w:r>
+        <w:rPr>
+          <w:rFonts w:ascii="Arial" w:eastAsia="Arial" w:hAnsi="Arial"/>
+          <w:sz w:val="18"/>
+          <w:highlight w:val="lightGray"/>
+        </w:rPr>
+        <w:t xml:space="preserve"> [8/12/2025]</w:t>
       </w:r>
     </w:p>
     <w:p>
@@ -1382,7 +1578,7 @@
     </w:p>
     <w:p>
       <w:r>
-        <w:pict w14:anchorId="35567FA1">
+        <w:pict w14:anchorId="3FEF396F">
           <v:rect id="_x0000_i1030" style="width:0;height:1.5pt" o:hralign="center" o:hrstd="t" o:hr="t" fillcolor="#a0a0a0" stroked="f"/>
         </w:pict>
       </w:r>
@@ -1405,51 +1601,77 @@
       </w:pPr>
       <w:r>
         <w:rPr>
-          <w:b/>
-          <w:shd w:val="clear" w:color="auto" w:fill="B7B7B7"/>
-        </w:rPr>
-        <w:t># Source</w:t>
-      </w:r>
-      <w:r>
-        <w:rPr>
-          <w:shd w:val="clear" w:color="auto" w:fill="B7B7B7"/>
-        </w:rPr>
-        <w:t xml:space="preserve">: </w:t>
-      </w:r>
-      <w:r>
-        <w:rPr>
-          <w:b/>
-          <w:shd w:val="clear" w:color="auto" w:fill="B7B7B7"/>
-        </w:rPr>
-        <w:t xml:space="preserve">Chatgpt </w:t>
-      </w:r>
-      <w:r>
-        <w:rPr>
-          <w:b/>
-          <w:sz w:val="14"/>
-          <w:szCs w:val="14"/>
-          <w:shd w:val="clear" w:color="auto" w:fill="B7B7B7"/>
-        </w:rPr>
-        <w:t>(GPT</w:t>
-      </w:r>
-      <w:r>
-        <w:rPr>
-          <w:rFonts w:ascii="Cambria Math" w:hAnsi="Cambria Math" w:cs="Cambria Math"/>
-          <w:b/>
-          <w:sz w:val="14"/>
-          <w:szCs w:val="14"/>
-          <w:shd w:val="clear" w:color="auto" w:fill="B7B7B7"/>
+          <w:rFonts w:ascii="Arial" w:eastAsia="Arial" w:hAnsi="Arial" w:cs="Arial"/>
+          <w:b/>
+          <w:color w:val="000000"/>
+          <w:sz w:val="18"/>
+          <w:highlight w:val="lightGray"/>
+        </w:rPr>
+        <w:t># Source: AI Source: Provided by: [Data Path</w:t>
+      </w:r>
+      <w:r>
+        <w:rPr>
+          <w:rFonts w:ascii="Arial" w:eastAsia="Arial" w:hAnsi="Arial" w:cs="Arial"/>
+          <w:color w:val="000000"/>
+          <w:sz w:val="18"/>
+          <w:highlight w:val="lightGray"/>
+        </w:rPr>
+        <w:t xml:space="preserve">: Persons Table -&gt; ID Column: 1, Name_En Column: Motasem Essam] -&gt; </w:t>
+      </w:r>
+      <w:r>
+        <w:rPr>
+          <w:rFonts w:ascii="Arial" w:eastAsia="Arial" w:hAnsi="Arial" w:cs="Arial"/>
+          <w:b/>
+          <w:color w:val="000000"/>
+          <w:sz w:val="18"/>
+          <w:highlight w:val="lightGray"/>
+        </w:rPr>
+        <w:t>From:</w:t>
+      </w:r>
+      <w:r>
+        <w:rPr>
+          <w:rFonts w:ascii="Arial" w:eastAsia="Arial" w:hAnsi="Arial" w:cs="Arial"/>
+          <w:color w:val="000000"/>
+          <w:sz w:val="18"/>
+          <w:highlight w:val="lightGray"/>
+        </w:rPr>
+        <w:t xml:space="preserve"> [Chatgpt (GPT</w:t>
+      </w:r>
+      <w:r>
+        <w:rPr>
+          <w:rFonts w:ascii="Arial" w:eastAsia="Arial" w:hAnsi="Arial" w:cs="Cambria Math"/>
+          <w:color w:val="000000"/>
+          <w:sz w:val="18"/>
+          <w:highlight w:val="lightGray"/>
         </w:rPr>
         <w:t>‑</w:t>
       </w:r>
       <w:r>
         <w:rPr>
-          <w:b/>
-          <w:sz w:val="14"/>
-          <w:szCs w:val="14"/>
-          <w:shd w:val="clear" w:color="auto" w:fill="B7B7B7"/>
-        </w:rPr>
-        <w:t>5 Mini) at [8/12/2025]</w:t>
+          <w:rFonts w:ascii="Arial" w:eastAsia="Arial" w:hAnsi="Arial" w:cs="Arial"/>
+          <w:color w:val="000000"/>
+          <w:sz w:val="18"/>
+          <w:highlight w:val="lightGray"/>
+        </w:rPr>
+        <w:t xml:space="preserve">5 Mini)] </w:t>
+      </w:r>
+      <w:r>
+        <w:rPr>
+          <w:rFonts w:ascii="Arial" w:eastAsia="Arial" w:hAnsi="Arial" w:cs="Arial"/>
+          <w:b/>
+          <w:color w:val="000000"/>
+          <w:sz w:val="18"/>
+          <w:highlight w:val="lightGray"/>
+        </w:rPr>
+        <w:t>on</w:t>
+      </w:r>
+      <w:r>
+        <w:rPr>
+          <w:rFonts w:ascii="Arial" w:eastAsia="Arial" w:hAnsi="Arial"/>
+          <w:sz w:val="18"/>
+          <w:highlight w:val="lightGray"/>
+        </w:rPr>
+        <w:t xml:space="preserve"> [8/12/2025]</w:t>
       </w:r>
     </w:p>
     <w:p>
@@ -1458,7 +1680,7 @@
           <w:ilvl w:val="0"/>
           <w:numId w:val="9"/>
         </w:numPr>
-        <w:spacing w:before="240"/>
+        <w:spacing w:before="240" w:after="0" w:line="276" w:lineRule="auto"/>
       </w:pPr>
       <w:r>
         <w:rPr>
@@ -1486,13 +1708,13 @@
           <w:ilvl w:val="0"/>
           <w:numId w:val="9"/>
         </w:numPr>
-      </w:pPr>
-      <w:r>
-        <w:rPr>
-          <w:rFonts w:ascii="Roboto Mono" w:eastAsia="Roboto Mono" w:hAnsi="Roboto Mono" w:cs="Roboto Mono"/>
-          <w:b/>
-        </w:rPr>
-        <w:lastRenderedPageBreak/>
+        <w:spacing w:after="0" w:line="276" w:lineRule="auto"/>
+      </w:pPr>
+      <w:r>
+        <w:rPr>
+          <w:rFonts w:ascii="Roboto Mono" w:eastAsia="Roboto Mono" w:hAnsi="Roboto Mono" w:cs="Roboto Mono"/>
+          <w:b/>
+        </w:rPr>
         <w:t>Test cases</w:t>
       </w:r>
       <w:r>
@@ -1522,6 +1744,7 @@
           <w:ilvl w:val="0"/>
           <w:numId w:val="9"/>
         </w:numPr>
+        <w:spacing w:after="0" w:line="276" w:lineRule="auto"/>
       </w:pPr>
       <w:r>
         <w:rPr>
@@ -1549,6 +1772,7 @@
           <w:ilvl w:val="0"/>
           <w:numId w:val="9"/>
         </w:numPr>
+        <w:spacing w:after="0" w:line="276" w:lineRule="auto"/>
       </w:pPr>
       <w:r>
         <w:rPr>
@@ -1576,6 +1800,7 @@
           <w:ilvl w:val="0"/>
           <w:numId w:val="9"/>
         </w:numPr>
+        <w:spacing w:after="0" w:line="276" w:lineRule="auto"/>
       </w:pPr>
       <w:r>
         <w:rPr>
@@ -1603,6 +1828,7 @@
           <w:ilvl w:val="0"/>
           <w:numId w:val="9"/>
         </w:numPr>
+        <w:spacing w:after="0" w:line="276" w:lineRule="auto"/>
         <w:rPr>
           <w:rFonts w:ascii="Roboto Mono" w:eastAsia="Roboto Mono" w:hAnsi="Roboto Mono" w:cs="Roboto Mono"/>
         </w:rPr>
@@ -1628,6 +1854,7 @@
           <w:ilvl w:val="0"/>
           <w:numId w:val="9"/>
         </w:numPr>
+        <w:spacing w:after="0" w:line="276" w:lineRule="auto"/>
       </w:pPr>
       <w:r>
         <w:rPr>
@@ -1655,7 +1882,7 @@
           <w:ilvl w:val="0"/>
           <w:numId w:val="9"/>
         </w:numPr>
-        <w:spacing w:after="240"/>
+        <w:spacing w:after="240" w:line="276" w:lineRule="auto"/>
       </w:pPr>
       <w:r>
         <w:rPr>
@@ -1667,7 +1894,7 @@
     </w:p>
     <w:p>
       <w:r>
-        <w:pict w14:anchorId="526B17EF">
+        <w:pict w14:anchorId="577B26F9">
           <v:rect id="_x0000_i1031" style="width:0;height:1.5pt" o:hralign="center" o:hrstd="t" o:hr="t" fillcolor="#a0a0a0" stroked="f"/>
         </w:pict>
       </w:r>
@@ -1690,51 +1917,77 @@
       </w:pPr>
       <w:r>
         <w:rPr>
-          <w:b/>
-          <w:shd w:val="clear" w:color="auto" w:fill="B7B7B7"/>
-        </w:rPr>
-        <w:t># Source</w:t>
-      </w:r>
-      <w:r>
-        <w:rPr>
-          <w:shd w:val="clear" w:color="auto" w:fill="B7B7B7"/>
-        </w:rPr>
-        <w:t xml:space="preserve">: </w:t>
-      </w:r>
-      <w:r>
-        <w:rPr>
-          <w:b/>
-          <w:shd w:val="clear" w:color="auto" w:fill="B7B7B7"/>
-        </w:rPr>
-        <w:t xml:space="preserve">Chatgpt </w:t>
-      </w:r>
-      <w:r>
-        <w:rPr>
-          <w:b/>
-          <w:sz w:val="14"/>
-          <w:szCs w:val="14"/>
-          <w:shd w:val="clear" w:color="auto" w:fill="B7B7B7"/>
-        </w:rPr>
-        <w:t>(GPT</w:t>
-      </w:r>
-      <w:r>
-        <w:rPr>
-          <w:rFonts w:ascii="Cambria Math" w:hAnsi="Cambria Math" w:cs="Cambria Math"/>
-          <w:b/>
-          <w:sz w:val="14"/>
-          <w:szCs w:val="14"/>
-          <w:shd w:val="clear" w:color="auto" w:fill="B7B7B7"/>
+          <w:rFonts w:ascii="Arial" w:eastAsia="Arial" w:hAnsi="Arial" w:cs="Arial"/>
+          <w:b/>
+          <w:color w:val="000000"/>
+          <w:sz w:val="18"/>
+          <w:highlight w:val="lightGray"/>
+        </w:rPr>
+        <w:t># Source: AI Source: Provided by: [Data Path</w:t>
+      </w:r>
+      <w:r>
+        <w:rPr>
+          <w:rFonts w:ascii="Arial" w:eastAsia="Arial" w:hAnsi="Arial" w:cs="Arial"/>
+          <w:color w:val="000000"/>
+          <w:sz w:val="18"/>
+          <w:highlight w:val="lightGray"/>
+        </w:rPr>
+        <w:t xml:space="preserve">: Persons Table -&gt; ID Column: 1, Name_En Column: Motasem Essam] -&gt; </w:t>
+      </w:r>
+      <w:r>
+        <w:rPr>
+          <w:rFonts w:ascii="Arial" w:eastAsia="Arial" w:hAnsi="Arial" w:cs="Arial"/>
+          <w:b/>
+          <w:color w:val="000000"/>
+          <w:sz w:val="18"/>
+          <w:highlight w:val="lightGray"/>
+        </w:rPr>
+        <w:t>From:</w:t>
+      </w:r>
+      <w:r>
+        <w:rPr>
+          <w:rFonts w:ascii="Arial" w:eastAsia="Arial" w:hAnsi="Arial" w:cs="Arial"/>
+          <w:color w:val="000000"/>
+          <w:sz w:val="18"/>
+          <w:highlight w:val="lightGray"/>
+        </w:rPr>
+        <w:t xml:space="preserve"> [Chatgpt (GPT</w:t>
+      </w:r>
+      <w:r>
+        <w:rPr>
+          <w:rFonts w:ascii="Arial" w:eastAsia="Arial" w:hAnsi="Arial" w:cs="Cambria Math"/>
+          <w:color w:val="000000"/>
+          <w:sz w:val="18"/>
+          <w:highlight w:val="lightGray"/>
         </w:rPr>
         <w:t>‑</w:t>
       </w:r>
       <w:r>
         <w:rPr>
-          <w:b/>
-          <w:sz w:val="14"/>
-          <w:szCs w:val="14"/>
-          <w:shd w:val="clear" w:color="auto" w:fill="B7B7B7"/>
-        </w:rPr>
-        <w:t>5 Mini) at [8/12/2025]</w:t>
+          <w:rFonts w:ascii="Arial" w:eastAsia="Arial" w:hAnsi="Arial" w:cs="Arial"/>
+          <w:color w:val="000000"/>
+          <w:sz w:val="18"/>
+          <w:highlight w:val="lightGray"/>
+        </w:rPr>
+        <w:t xml:space="preserve">5 Mini)] </w:t>
+      </w:r>
+      <w:r>
+        <w:rPr>
+          <w:rFonts w:ascii="Arial" w:eastAsia="Arial" w:hAnsi="Arial" w:cs="Arial"/>
+          <w:b/>
+          <w:color w:val="000000"/>
+          <w:sz w:val="18"/>
+          <w:highlight w:val="lightGray"/>
+        </w:rPr>
+        <w:t>on</w:t>
+      </w:r>
+      <w:r>
+        <w:rPr>
+          <w:rFonts w:ascii="Arial" w:eastAsia="Arial" w:hAnsi="Arial"/>
+          <w:sz w:val="18"/>
+          <w:highlight w:val="lightGray"/>
+        </w:rPr>
+        <w:t xml:space="preserve"> [8/12/2025]</w:t>
       </w:r>
     </w:p>
     <w:p>
@@ -1743,7 +1996,7 @@
           <w:ilvl w:val="0"/>
           <w:numId w:val="15"/>
         </w:numPr>
-        <w:spacing w:before="240"/>
+        <w:spacing w:before="240" w:after="0" w:line="276" w:lineRule="auto"/>
       </w:pPr>
       <w:r>
         <w:rPr>
@@ -1771,6 +2024,7 @@
           <w:ilvl w:val="0"/>
           <w:numId w:val="15"/>
         </w:numPr>
+        <w:spacing w:after="0" w:line="276" w:lineRule="auto"/>
       </w:pPr>
       <w:r>
         <w:rPr>
@@ -1798,6 +2052,7 @@
           <w:ilvl w:val="0"/>
           <w:numId w:val="15"/>
         </w:numPr>
+        <w:spacing w:after="0" w:line="276" w:lineRule="auto"/>
       </w:pPr>
       <w:r>
         <w:rPr>
@@ -1825,7 +2080,7 @@
           <w:ilvl w:val="0"/>
           <w:numId w:val="15"/>
         </w:numPr>
-        <w:spacing w:after="240"/>
+        <w:spacing w:after="240" w:line="276" w:lineRule="auto"/>
       </w:pPr>
       <w:r>
         <w:rPr>
@@ -1843,7 +2098,7 @@
     </w:p>
     <w:p>
       <w:r>
-        <w:pict w14:anchorId="7181FA7F">
+        <w:pict w14:anchorId="2A92FB85">
           <v:rect id="_x0000_i1032" style="width:0;height:1.5pt" o:hralign="center" o:hrstd="t" o:hr="t" fillcolor="#a0a0a0" stroked="f"/>
         </w:pict>
       </w:r>
@@ -1890,7 +2145,7 @@
           <w:ilvl w:val="0"/>
           <w:numId w:val="8"/>
         </w:numPr>
-        <w:spacing w:before="240"/>
+        <w:spacing w:before="240" w:after="0" w:line="276" w:lineRule="auto"/>
       </w:pPr>
       <w:r>
         <w:rPr>
@@ -1918,7 +2173,7 @@
           <w:ilvl w:val="0"/>
           <w:numId w:val="8"/>
         </w:numPr>
-        <w:spacing w:after="240"/>
+        <w:spacing w:after="240" w:line="276" w:lineRule="auto"/>
       </w:pPr>
       <w:r>
         <w:rPr>
@@ -1936,7 +2191,7 @@
     </w:p>
     <w:p>
       <w:r>
-        <w:pict w14:anchorId="2273CFB4">
+        <w:pict w14:anchorId="63C7E7B8">
           <v:rect id="_x0000_i1033" style="width:0;height:1.5pt" o:hralign="center" o:hrstd="t" o:hr="t" fillcolor="#a0a0a0" stroked="f"/>
         </w:pict>
       </w:r>
@@ -1964,51 +2219,77 @@
       </w:pPr>
       <w:r>
         <w:rPr>
-          <w:b/>
-          <w:shd w:val="clear" w:color="auto" w:fill="B7B7B7"/>
-        </w:rPr>
-        <w:t># Source</w:t>
-      </w:r>
-      <w:r>
-        <w:rPr>
-          <w:shd w:val="clear" w:color="auto" w:fill="B7B7B7"/>
-        </w:rPr>
-        <w:t xml:space="preserve">: </w:t>
-      </w:r>
-      <w:r>
-        <w:rPr>
-          <w:b/>
-          <w:shd w:val="clear" w:color="auto" w:fill="B7B7B7"/>
-        </w:rPr>
-        <w:t xml:space="preserve">Chatgpt </w:t>
-      </w:r>
-      <w:r>
-        <w:rPr>
-          <w:b/>
-          <w:sz w:val="14"/>
-          <w:szCs w:val="14"/>
-          <w:shd w:val="clear" w:color="auto" w:fill="B7B7B7"/>
-        </w:rPr>
-        <w:t>(GPT</w:t>
-      </w:r>
-      <w:r>
-        <w:rPr>
-          <w:rFonts w:ascii="Cambria Math" w:hAnsi="Cambria Math" w:cs="Cambria Math"/>
-          <w:b/>
-          <w:sz w:val="14"/>
-          <w:szCs w:val="14"/>
-          <w:shd w:val="clear" w:color="auto" w:fill="B7B7B7"/>
+          <w:rFonts w:ascii="Arial" w:eastAsia="Arial" w:hAnsi="Arial" w:cs="Arial"/>
+          <w:b/>
+          <w:color w:val="000000"/>
+          <w:sz w:val="18"/>
+          <w:highlight w:val="lightGray"/>
+        </w:rPr>
+        <w:t># Source: AI Source: Provided by: [Data Path</w:t>
+      </w:r>
+      <w:r>
+        <w:rPr>
+          <w:rFonts w:ascii="Arial" w:eastAsia="Arial" w:hAnsi="Arial" w:cs="Arial"/>
+          <w:color w:val="000000"/>
+          <w:sz w:val="18"/>
+          <w:highlight w:val="lightGray"/>
+        </w:rPr>
+        <w:t xml:space="preserve">: Persons Table -&gt; ID Column: 1, Name_En Column: Motasem Essam] -&gt; </w:t>
+      </w:r>
+      <w:r>
+        <w:rPr>
+          <w:rFonts w:ascii="Arial" w:eastAsia="Arial" w:hAnsi="Arial" w:cs="Arial"/>
+          <w:b/>
+          <w:color w:val="000000"/>
+          <w:sz w:val="18"/>
+          <w:highlight w:val="lightGray"/>
+        </w:rPr>
+        <w:t>From:</w:t>
+      </w:r>
+      <w:r>
+        <w:rPr>
+          <w:rFonts w:ascii="Arial" w:eastAsia="Arial" w:hAnsi="Arial" w:cs="Arial"/>
+          <w:color w:val="000000"/>
+          <w:sz w:val="18"/>
+          <w:highlight w:val="lightGray"/>
+        </w:rPr>
+        <w:t xml:space="preserve"> [Chatgpt (GPT</w:t>
+      </w:r>
+      <w:r>
+        <w:rPr>
+          <w:rFonts w:ascii="Arial" w:eastAsia="Arial" w:hAnsi="Arial" w:cs="Cambria Math"/>
+          <w:color w:val="000000"/>
+          <w:sz w:val="18"/>
+          <w:highlight w:val="lightGray"/>
         </w:rPr>
         <w:t>‑</w:t>
       </w:r>
       <w:r>
         <w:rPr>
-          <w:b/>
-          <w:sz w:val="14"/>
-          <w:szCs w:val="14"/>
-          <w:shd w:val="clear" w:color="auto" w:fill="B7B7B7"/>
-        </w:rPr>
-        <w:t>5 Mini) at [8/12/2025]</w:t>
+          <w:rFonts w:ascii="Arial" w:eastAsia="Arial" w:hAnsi="Arial" w:cs="Arial"/>
+          <w:color w:val="000000"/>
+          <w:sz w:val="18"/>
+          <w:highlight w:val="lightGray"/>
+        </w:rPr>
+        <w:t xml:space="preserve">5 Mini)] </w:t>
+      </w:r>
+      <w:r>
+        <w:rPr>
+          <w:rFonts w:ascii="Arial" w:eastAsia="Arial" w:hAnsi="Arial" w:cs="Arial"/>
+          <w:b/>
+          <w:color w:val="000000"/>
+          <w:sz w:val="18"/>
+          <w:highlight w:val="lightGray"/>
+        </w:rPr>
+        <w:t>on</w:t>
+      </w:r>
+      <w:r>
+        <w:rPr>
+          <w:rFonts w:ascii="Arial" w:eastAsia="Arial" w:hAnsi="Arial"/>
+          <w:sz w:val="18"/>
+          <w:highlight w:val="lightGray"/>
+        </w:rPr>
+        <w:t xml:space="preserve"> [8/12/2025]</w:t>
       </w:r>
     </w:p>
     <w:p>
@@ -2064,7 +2345,7 @@
           <w:ilvl w:val="0"/>
           <w:numId w:val="2"/>
         </w:numPr>
-        <w:spacing w:before="240"/>
+        <w:spacing w:before="240" w:after="0" w:line="276" w:lineRule="auto"/>
       </w:pPr>
       <w:r>
         <w:rPr>
@@ -2092,6 +2373,7 @@
           <w:ilvl w:val="0"/>
           <w:numId w:val="2"/>
         </w:numPr>
+        <w:spacing w:after="0" w:line="276" w:lineRule="auto"/>
       </w:pPr>
       <w:r>
         <w:rPr>
@@ -2119,7 +2401,7 @@
           <w:ilvl w:val="0"/>
           <w:numId w:val="2"/>
         </w:numPr>
-        <w:spacing w:after="240"/>
+        <w:spacing w:after="240" w:line="276" w:lineRule="auto"/>
       </w:pPr>
       <w:r>
         <w:rPr>
@@ -2143,7 +2425,7 @@
     </w:p>
     <w:p>
       <w:r>
-        <w:pict w14:anchorId="4FF3DFB7">
+        <w:pict w14:anchorId="071165D9">
           <v:rect id="_x0000_i1034" style="width:0;height:1.5pt" o:hralign="center" o:hrstd="t" o:hr="t" fillcolor="#a0a0a0" stroked="f"/>
         </w:pict>
       </w:r>
@@ -2166,51 +2448,77 @@
       </w:pPr>
       <w:r>
         <w:rPr>
-          <w:b/>
-          <w:shd w:val="clear" w:color="auto" w:fill="B7B7B7"/>
-        </w:rPr>
-        <w:t># Source</w:t>
-      </w:r>
-      <w:r>
-        <w:rPr>
-          <w:shd w:val="clear" w:color="auto" w:fill="B7B7B7"/>
-        </w:rPr>
-        <w:t xml:space="preserve">: </w:t>
-      </w:r>
-      <w:r>
-        <w:rPr>
-          <w:b/>
-          <w:shd w:val="clear" w:color="auto" w:fill="B7B7B7"/>
-        </w:rPr>
-        <w:t xml:space="preserve">Chatgpt </w:t>
-      </w:r>
-      <w:r>
-        <w:rPr>
-          <w:b/>
-          <w:sz w:val="14"/>
-          <w:szCs w:val="14"/>
-          <w:shd w:val="clear" w:color="auto" w:fill="B7B7B7"/>
-        </w:rPr>
-        <w:t>(GPT</w:t>
-      </w:r>
-      <w:r>
-        <w:rPr>
-          <w:rFonts w:ascii="Cambria Math" w:hAnsi="Cambria Math" w:cs="Cambria Math"/>
-          <w:b/>
-          <w:sz w:val="14"/>
-          <w:szCs w:val="14"/>
-          <w:shd w:val="clear" w:color="auto" w:fill="B7B7B7"/>
+          <w:rFonts w:ascii="Arial" w:eastAsia="Arial" w:hAnsi="Arial" w:cs="Arial"/>
+          <w:b/>
+          <w:color w:val="000000"/>
+          <w:sz w:val="18"/>
+          <w:highlight w:val="lightGray"/>
+        </w:rPr>
+        <w:t># Source: AI Source: Provided by: [Data Path</w:t>
+      </w:r>
+      <w:r>
+        <w:rPr>
+          <w:rFonts w:ascii="Arial" w:eastAsia="Arial" w:hAnsi="Arial" w:cs="Arial"/>
+          <w:color w:val="000000"/>
+          <w:sz w:val="18"/>
+          <w:highlight w:val="lightGray"/>
+        </w:rPr>
+        <w:t xml:space="preserve">: Persons Table -&gt; ID Column: 1, Name_En Column: Motasem Essam] -&gt; </w:t>
+      </w:r>
+      <w:r>
+        <w:rPr>
+          <w:rFonts w:ascii="Arial" w:eastAsia="Arial" w:hAnsi="Arial" w:cs="Arial"/>
+          <w:b/>
+          <w:color w:val="000000"/>
+          <w:sz w:val="18"/>
+          <w:highlight w:val="lightGray"/>
+        </w:rPr>
+        <w:t>From:</w:t>
+      </w:r>
+      <w:r>
+        <w:rPr>
+          <w:rFonts w:ascii="Arial" w:eastAsia="Arial" w:hAnsi="Arial" w:cs="Arial"/>
+          <w:color w:val="000000"/>
+          <w:sz w:val="18"/>
+          <w:highlight w:val="lightGray"/>
+        </w:rPr>
+        <w:t xml:space="preserve"> [Chatgpt (GPT</w:t>
+      </w:r>
+      <w:r>
+        <w:rPr>
+          <w:rFonts w:ascii="Arial" w:eastAsia="Arial" w:hAnsi="Arial" w:cs="Cambria Math"/>
+          <w:color w:val="000000"/>
+          <w:sz w:val="18"/>
+          <w:highlight w:val="lightGray"/>
         </w:rPr>
         <w:t>‑</w:t>
       </w:r>
       <w:r>
         <w:rPr>
-          <w:b/>
-          <w:sz w:val="14"/>
-          <w:szCs w:val="14"/>
-          <w:shd w:val="clear" w:color="auto" w:fill="B7B7B7"/>
-        </w:rPr>
-        <w:t>5 Mini) at [8/12/2025]</w:t>
+          <w:rFonts w:ascii="Arial" w:eastAsia="Arial" w:hAnsi="Arial" w:cs="Arial"/>
+          <w:color w:val="000000"/>
+          <w:sz w:val="18"/>
+          <w:highlight w:val="lightGray"/>
+        </w:rPr>
+        <w:t xml:space="preserve">5 Mini)] </w:t>
+      </w:r>
+      <w:r>
+        <w:rPr>
+          <w:rFonts w:ascii="Arial" w:eastAsia="Arial" w:hAnsi="Arial" w:cs="Arial"/>
+          <w:b/>
+          <w:color w:val="000000"/>
+          <w:sz w:val="18"/>
+          <w:highlight w:val="lightGray"/>
+        </w:rPr>
+        <w:t>on</w:t>
+      </w:r>
+      <w:r>
+        <w:rPr>
+          <w:rFonts w:ascii="Arial" w:eastAsia="Arial" w:hAnsi="Arial"/>
+          <w:sz w:val="18"/>
+          <w:highlight w:val="lightGray"/>
+        </w:rPr>
+        <w:t xml:space="preserve"> [8/12/2025]</w:t>
       </w:r>
     </w:p>
     <w:p>
@@ -2219,7 +2527,7 @@
           <w:ilvl w:val="0"/>
           <w:numId w:val="4"/>
         </w:numPr>
-        <w:spacing w:before="240"/>
+        <w:spacing w:before="240" w:after="0" w:line="276" w:lineRule="auto"/>
       </w:pPr>
       <w:r>
         <w:rPr>
@@ -2247,6 +2555,7 @@
           <w:ilvl w:val="0"/>
           <w:numId w:val="4"/>
         </w:numPr>
+        <w:spacing w:after="0" w:line="276" w:lineRule="auto"/>
       </w:pPr>
       <w:r>
         <w:rPr>
@@ -2274,7 +2583,7 @@
           <w:ilvl w:val="0"/>
           <w:numId w:val="4"/>
         </w:numPr>
-        <w:spacing w:after="240"/>
+        <w:spacing w:after="240" w:line="276" w:lineRule="auto"/>
       </w:pPr>
       <w:r>
         <w:rPr>
@@ -2292,7 +2601,7 @@
     </w:p>
     <w:p>
       <w:r>
-        <w:pict w14:anchorId="59DA5994">
+        <w:pict w14:anchorId="417CEDCE">
           <v:rect id="_x0000_i1035" style="width:0;height:1.5pt" o:hralign="center" o:hrstd="t" o:hr="t" fillcolor="#a0a0a0" stroked="f"/>
         </w:pict>
       </w:r>
@@ -2315,51 +2624,77 @@
       </w:pPr>
       <w:r>
         <w:rPr>
-          <w:b/>
-          <w:shd w:val="clear" w:color="auto" w:fill="B7B7B7"/>
-        </w:rPr>
-        <w:t># Source</w:t>
-      </w:r>
-      <w:r>
-        <w:rPr>
-          <w:shd w:val="clear" w:color="auto" w:fill="B7B7B7"/>
-        </w:rPr>
-        <w:t xml:space="preserve">: </w:t>
-      </w:r>
-      <w:r>
-        <w:rPr>
-          <w:b/>
-          <w:shd w:val="clear" w:color="auto" w:fill="B7B7B7"/>
-        </w:rPr>
-        <w:t xml:space="preserve">Chatgpt </w:t>
-      </w:r>
-      <w:r>
-        <w:rPr>
-          <w:b/>
-          <w:sz w:val="14"/>
-          <w:szCs w:val="14"/>
-          <w:shd w:val="clear" w:color="auto" w:fill="B7B7B7"/>
-        </w:rPr>
-        <w:t>(GPT</w:t>
-      </w:r>
-      <w:r>
-        <w:rPr>
-          <w:rFonts w:ascii="Cambria Math" w:hAnsi="Cambria Math" w:cs="Cambria Math"/>
-          <w:b/>
-          <w:sz w:val="14"/>
-          <w:szCs w:val="14"/>
-          <w:shd w:val="clear" w:color="auto" w:fill="B7B7B7"/>
+          <w:rFonts w:ascii="Arial" w:eastAsia="Arial" w:hAnsi="Arial" w:cs="Arial"/>
+          <w:b/>
+          <w:color w:val="000000"/>
+          <w:sz w:val="18"/>
+          <w:highlight w:val="lightGray"/>
+        </w:rPr>
+        <w:t># Source: AI Source: Provided by: [Data Path</w:t>
+      </w:r>
+      <w:r>
+        <w:rPr>
+          <w:rFonts w:ascii="Arial" w:eastAsia="Arial" w:hAnsi="Arial" w:cs="Arial"/>
+          <w:color w:val="000000"/>
+          <w:sz w:val="18"/>
+          <w:highlight w:val="lightGray"/>
+        </w:rPr>
+        <w:t xml:space="preserve">: Persons Table -&gt; ID Column: 1, Name_En Column: Motasem Essam] -&gt; </w:t>
+      </w:r>
+      <w:r>
+        <w:rPr>
+          <w:rFonts w:ascii="Arial" w:eastAsia="Arial" w:hAnsi="Arial" w:cs="Arial"/>
+          <w:b/>
+          <w:color w:val="000000"/>
+          <w:sz w:val="18"/>
+          <w:highlight w:val="lightGray"/>
+        </w:rPr>
+        <w:t>From:</w:t>
+      </w:r>
+      <w:r>
+        <w:rPr>
+          <w:rFonts w:ascii="Arial" w:eastAsia="Arial" w:hAnsi="Arial" w:cs="Arial"/>
+          <w:color w:val="000000"/>
+          <w:sz w:val="18"/>
+          <w:highlight w:val="lightGray"/>
+        </w:rPr>
+        <w:t xml:space="preserve"> [Chatgpt (GPT</w:t>
+      </w:r>
+      <w:r>
+        <w:rPr>
+          <w:rFonts w:ascii="Arial" w:eastAsia="Arial" w:hAnsi="Arial" w:cs="Cambria Math"/>
+          <w:color w:val="000000"/>
+          <w:sz w:val="18"/>
+          <w:highlight w:val="lightGray"/>
         </w:rPr>
         <w:t>‑</w:t>
       </w:r>
       <w:r>
         <w:rPr>
-          <w:b/>
-          <w:sz w:val="14"/>
-          <w:szCs w:val="14"/>
-          <w:shd w:val="clear" w:color="auto" w:fill="B7B7B7"/>
-        </w:rPr>
-        <w:t>5 Mini) at [8/12/2025]</w:t>
+          <w:rFonts w:ascii="Arial" w:eastAsia="Arial" w:hAnsi="Arial" w:cs="Arial"/>
+          <w:color w:val="000000"/>
+          <w:sz w:val="18"/>
+          <w:highlight w:val="lightGray"/>
+        </w:rPr>
+        <w:t xml:space="preserve">5 Mini)] </w:t>
+      </w:r>
+      <w:r>
+        <w:rPr>
+          <w:rFonts w:ascii="Arial" w:eastAsia="Arial" w:hAnsi="Arial" w:cs="Arial"/>
+          <w:b/>
+          <w:color w:val="000000"/>
+          <w:sz w:val="18"/>
+          <w:highlight w:val="lightGray"/>
+        </w:rPr>
+        <w:t>on</w:t>
+      </w:r>
+      <w:r>
+        <w:rPr>
+          <w:rFonts w:ascii="Arial" w:eastAsia="Arial" w:hAnsi="Arial"/>
+          <w:sz w:val="18"/>
+          <w:highlight w:val="lightGray"/>
+        </w:rPr>
+        <w:t xml:space="preserve"> [8/12/2025]</w:t>
       </w:r>
     </w:p>
     <w:p>
@@ -2368,7 +2703,7 @@
           <w:ilvl w:val="0"/>
           <w:numId w:val="1"/>
         </w:numPr>
-        <w:spacing w:before="240"/>
+        <w:spacing w:before="240" w:after="0" w:line="276" w:lineRule="auto"/>
       </w:pPr>
       <w:r>
         <w:rPr>
@@ -2402,12 +2737,12 @@
           <w:ilvl w:val="0"/>
           <w:numId w:val="1"/>
         </w:numPr>
-      </w:pPr>
-      <w:r>
-        <w:rPr>
-          <w:rFonts w:ascii="Roboto Mono" w:eastAsia="Roboto Mono" w:hAnsi="Roboto Mono" w:cs="Roboto Mono"/>
-        </w:rPr>
-        <w:lastRenderedPageBreak/>
+        <w:spacing w:after="0" w:line="276" w:lineRule="auto"/>
+      </w:pPr>
+      <w:r>
+        <w:rPr>
+          <w:rFonts w:ascii="Roboto Mono" w:eastAsia="Roboto Mono" w:hAnsi="Roboto Mono" w:cs="Roboto Mono"/>
+        </w:rPr>
         <w:t xml:space="preserve">Helps in </w:t>
       </w:r>
       <w:r>
@@ -2436,6 +2771,7 @@
           <w:ilvl w:val="0"/>
           <w:numId w:val="1"/>
         </w:numPr>
+        <w:spacing w:after="0" w:line="276" w:lineRule="auto"/>
       </w:pPr>
       <w:r>
         <w:rPr>
@@ -2469,7 +2805,7 @@
           <w:ilvl w:val="0"/>
           <w:numId w:val="1"/>
         </w:numPr>
-        <w:spacing w:after="240"/>
+        <w:spacing w:after="240" w:line="276" w:lineRule="auto"/>
       </w:pPr>
       <w:r>
         <w:rPr>
@@ -2493,7 +2829,7 @@
     </w:p>
     <w:p>
       <w:r>
-        <w:pict w14:anchorId="28AB6466">
+        <w:pict w14:anchorId="70BBC59C">
           <v:rect id="_x0000_i1036" style="width:0;height:1.5pt" o:hralign="center" o:hrstd="t" o:hr="t" fillcolor="#a0a0a0" stroked="f"/>
         </w:pict>
       </w:r>
@@ -2514,51 +2850,77 @@
       </w:pPr>
       <w:r>
         <w:rPr>
-          <w:b/>
-          <w:shd w:val="clear" w:color="auto" w:fill="B7B7B7"/>
-        </w:rPr>
-        <w:t># Source</w:t>
-      </w:r>
-      <w:r>
-        <w:rPr>
-          <w:shd w:val="clear" w:color="auto" w:fill="B7B7B7"/>
-        </w:rPr>
-        <w:t xml:space="preserve">: </w:t>
-      </w:r>
-      <w:r>
-        <w:rPr>
-          <w:b/>
-          <w:shd w:val="clear" w:color="auto" w:fill="B7B7B7"/>
-        </w:rPr>
-        <w:t xml:space="preserve">Chatgpt </w:t>
-      </w:r>
-      <w:r>
-        <w:rPr>
-          <w:b/>
-          <w:sz w:val="14"/>
-          <w:szCs w:val="14"/>
-          <w:shd w:val="clear" w:color="auto" w:fill="B7B7B7"/>
-        </w:rPr>
-        <w:t>(GPT</w:t>
-      </w:r>
-      <w:r>
-        <w:rPr>
-          <w:rFonts w:ascii="Cambria Math" w:hAnsi="Cambria Math" w:cs="Cambria Math"/>
-          <w:b/>
-          <w:sz w:val="14"/>
-          <w:szCs w:val="14"/>
-          <w:shd w:val="clear" w:color="auto" w:fill="B7B7B7"/>
+          <w:rFonts w:ascii="Arial" w:eastAsia="Arial" w:hAnsi="Arial" w:cs="Arial"/>
+          <w:b/>
+          <w:color w:val="000000"/>
+          <w:sz w:val="18"/>
+          <w:highlight w:val="lightGray"/>
+        </w:rPr>
+        <w:t># Source: AI Source: Provided by: [Data Path</w:t>
+      </w:r>
+      <w:r>
+        <w:rPr>
+          <w:rFonts w:ascii="Arial" w:eastAsia="Arial" w:hAnsi="Arial" w:cs="Arial"/>
+          <w:color w:val="000000"/>
+          <w:sz w:val="18"/>
+          <w:highlight w:val="lightGray"/>
+        </w:rPr>
+        <w:t xml:space="preserve">: Persons Table -&gt; ID Column: 1, Name_En Column: Motasem Essam] -&gt; </w:t>
+      </w:r>
+      <w:r>
+        <w:rPr>
+          <w:rFonts w:ascii="Arial" w:eastAsia="Arial" w:hAnsi="Arial" w:cs="Arial"/>
+          <w:b/>
+          <w:color w:val="000000"/>
+          <w:sz w:val="18"/>
+          <w:highlight w:val="lightGray"/>
+        </w:rPr>
+        <w:t>From:</w:t>
+      </w:r>
+      <w:r>
+        <w:rPr>
+          <w:rFonts w:ascii="Arial" w:eastAsia="Arial" w:hAnsi="Arial" w:cs="Arial"/>
+          <w:color w:val="000000"/>
+          <w:sz w:val="18"/>
+          <w:highlight w:val="lightGray"/>
+        </w:rPr>
+        <w:t xml:space="preserve"> [Chatgpt (GPT</w:t>
+      </w:r>
+      <w:r>
+        <w:rPr>
+          <w:rFonts w:ascii="Arial" w:eastAsia="Arial" w:hAnsi="Arial" w:cs="Cambria Math"/>
+          <w:color w:val="000000"/>
+          <w:sz w:val="18"/>
+          <w:highlight w:val="lightGray"/>
         </w:rPr>
         <w:t>‑</w:t>
       </w:r>
       <w:r>
         <w:rPr>
-          <w:b/>
-          <w:sz w:val="14"/>
-          <w:szCs w:val="14"/>
-          <w:shd w:val="clear" w:color="auto" w:fill="B7B7B7"/>
-        </w:rPr>
-        <w:t>5 Mini) at [8/12/2025]</w:t>
+          <w:rFonts w:ascii="Arial" w:eastAsia="Arial" w:hAnsi="Arial" w:cs="Arial"/>
+          <w:color w:val="000000"/>
+          <w:sz w:val="18"/>
+          <w:highlight w:val="lightGray"/>
+        </w:rPr>
+        <w:t xml:space="preserve">5 Mini)] </w:t>
+      </w:r>
+      <w:r>
+        <w:rPr>
+          <w:rFonts w:ascii="Arial" w:eastAsia="Arial" w:hAnsi="Arial" w:cs="Arial"/>
+          <w:b/>
+          <w:color w:val="000000"/>
+          <w:sz w:val="18"/>
+          <w:highlight w:val="lightGray"/>
+        </w:rPr>
+        <w:t>on</w:t>
+      </w:r>
+      <w:r>
+        <w:rPr>
+          <w:rFonts w:ascii="Arial" w:eastAsia="Arial" w:hAnsi="Arial"/>
+          <w:sz w:val="18"/>
+          <w:highlight w:val="lightGray"/>
+        </w:rPr>
+        <w:t xml:space="preserve"> [8/12/2025]</w:t>
       </w:r>
     </w:p>
     <w:p>
@@ -2601,7 +2963,7 @@
           <w:noProof/>
         </w:rPr>
         <w:drawing>
-          <wp:inline distT="114300" distB="114300" distL="114300" distR="114300" wp14:anchorId="5DE678A6" wp14:editId="6DAF72F6">
+          <wp:inline distT="114300" distB="114300" distL="114300" distR="114300" wp14:anchorId="6E98E057" wp14:editId="79E34E61">
             <wp:extent cx="5943600" cy="1701800"/>
             <wp:effectExtent l="0" t="0" r="0" b="0"/>
             <wp:docPr id="1" name="image2.png"/>
@@ -3043,7 +3405,7 @@
     </w:tbl>
     <w:p>
       <w:r>
-        <w:pict w14:anchorId="52376A88">
+        <w:pict w14:anchorId="2042EB48">
           <v:rect id="_x0000_i1037" style="width:0;height:1.5pt" o:hralign="center" o:hrstd="t" o:hr="t" fillcolor="#a0a0a0" stroked="f"/>
         </w:pict>
       </w:r>
@@ -3066,51 +3428,77 @@
       </w:pPr>
       <w:r>
         <w:rPr>
-          <w:b/>
-          <w:shd w:val="clear" w:color="auto" w:fill="B7B7B7"/>
-        </w:rPr>
-        <w:t># Source</w:t>
-      </w:r>
-      <w:r>
-        <w:rPr>
-          <w:shd w:val="clear" w:color="auto" w:fill="B7B7B7"/>
-        </w:rPr>
-        <w:t xml:space="preserve">: </w:t>
-      </w:r>
-      <w:r>
-        <w:rPr>
-          <w:b/>
-          <w:shd w:val="clear" w:color="auto" w:fill="B7B7B7"/>
-        </w:rPr>
-        <w:t xml:space="preserve">Chatgpt </w:t>
-      </w:r>
-      <w:r>
-        <w:rPr>
-          <w:b/>
-          <w:sz w:val="14"/>
-          <w:szCs w:val="14"/>
-          <w:shd w:val="clear" w:color="auto" w:fill="B7B7B7"/>
-        </w:rPr>
-        <w:t>(GPT</w:t>
-      </w:r>
-      <w:r>
-        <w:rPr>
-          <w:rFonts w:ascii="Cambria Math" w:hAnsi="Cambria Math" w:cs="Cambria Math"/>
-          <w:b/>
-          <w:sz w:val="14"/>
-          <w:szCs w:val="14"/>
-          <w:shd w:val="clear" w:color="auto" w:fill="B7B7B7"/>
+          <w:rFonts w:ascii="Arial" w:eastAsia="Arial" w:hAnsi="Arial" w:cs="Arial"/>
+          <w:b/>
+          <w:color w:val="000000"/>
+          <w:sz w:val="18"/>
+          <w:highlight w:val="lightGray"/>
+        </w:rPr>
+        <w:t># Source: AI Source: Provided by: [Data Path</w:t>
+      </w:r>
+      <w:r>
+        <w:rPr>
+          <w:rFonts w:ascii="Arial" w:eastAsia="Arial" w:hAnsi="Arial" w:cs="Arial"/>
+          <w:color w:val="000000"/>
+          <w:sz w:val="18"/>
+          <w:highlight w:val="lightGray"/>
+        </w:rPr>
+        <w:t xml:space="preserve">: Persons Table -&gt; ID Column: 1, Name_En Column: Motasem Essam] -&gt; </w:t>
+      </w:r>
+      <w:r>
+        <w:rPr>
+          <w:rFonts w:ascii="Arial" w:eastAsia="Arial" w:hAnsi="Arial" w:cs="Arial"/>
+          <w:b/>
+          <w:color w:val="000000"/>
+          <w:sz w:val="18"/>
+          <w:highlight w:val="lightGray"/>
+        </w:rPr>
+        <w:t>From:</w:t>
+      </w:r>
+      <w:r>
+        <w:rPr>
+          <w:rFonts w:ascii="Arial" w:eastAsia="Arial" w:hAnsi="Arial" w:cs="Arial"/>
+          <w:color w:val="000000"/>
+          <w:sz w:val="18"/>
+          <w:highlight w:val="lightGray"/>
+        </w:rPr>
+        <w:t xml:space="preserve"> [Chatgpt (GPT</w:t>
+      </w:r>
+      <w:r>
+        <w:rPr>
+          <w:rFonts w:ascii="Arial" w:eastAsia="Arial" w:hAnsi="Arial" w:cs="Cambria Math"/>
+          <w:color w:val="000000"/>
+          <w:sz w:val="18"/>
+          <w:highlight w:val="lightGray"/>
         </w:rPr>
         <w:t>‑</w:t>
       </w:r>
       <w:r>
         <w:rPr>
-          <w:b/>
-          <w:sz w:val="14"/>
-          <w:szCs w:val="14"/>
-          <w:shd w:val="clear" w:color="auto" w:fill="B7B7B7"/>
-        </w:rPr>
-        <w:t>5 Mini) at [8/12/2025]</w:t>
+          <w:rFonts w:ascii="Arial" w:eastAsia="Arial" w:hAnsi="Arial" w:cs="Arial"/>
+          <w:color w:val="000000"/>
+          <w:sz w:val="18"/>
+          <w:highlight w:val="lightGray"/>
+        </w:rPr>
+        <w:t xml:space="preserve">5 Mini)] </w:t>
+      </w:r>
+      <w:r>
+        <w:rPr>
+          <w:rFonts w:ascii="Arial" w:eastAsia="Arial" w:hAnsi="Arial" w:cs="Arial"/>
+          <w:b/>
+          <w:color w:val="000000"/>
+          <w:sz w:val="18"/>
+          <w:highlight w:val="lightGray"/>
+        </w:rPr>
+        <w:t>on</w:t>
+      </w:r>
+      <w:r>
+        <w:rPr>
+          <w:rFonts w:ascii="Arial" w:eastAsia="Arial" w:hAnsi="Arial"/>
+          <w:sz w:val="18"/>
+          <w:highlight w:val="lightGray"/>
+        </w:rPr>
+        <w:t xml:space="preserve"> [8/12/2025]</w:t>
       </w:r>
     </w:p>
     <w:p>
@@ -3119,7 +3507,7 @@
           <w:ilvl w:val="0"/>
           <w:numId w:val="3"/>
         </w:numPr>
-        <w:spacing w:before="240"/>
+        <w:spacing w:before="240" w:after="0" w:line="276" w:lineRule="auto"/>
       </w:pPr>
       <w:r>
         <w:rPr>
@@ -3147,13 +3535,13 @@
           <w:ilvl w:val="0"/>
           <w:numId w:val="3"/>
         </w:numPr>
-      </w:pPr>
-      <w:r>
-        <w:rPr>
-          <w:rFonts w:ascii="Roboto Mono" w:eastAsia="Roboto Mono" w:hAnsi="Roboto Mono" w:cs="Roboto Mono"/>
-          <w:b/>
-        </w:rPr>
-        <w:lastRenderedPageBreak/>
+        <w:spacing w:after="0" w:line="276" w:lineRule="auto"/>
+      </w:pPr>
+      <w:r>
+        <w:rPr>
+          <w:rFonts w:ascii="Roboto Mono" w:eastAsia="Roboto Mono" w:hAnsi="Roboto Mono" w:cs="Roboto Mono"/>
+          <w:b/>
+        </w:rPr>
         <w:t>Testware</w:t>
       </w:r>
       <w:r>
@@ -3175,6 +3563,7 @@
           <w:ilvl w:val="1"/>
           <w:numId w:val="3"/>
         </w:numPr>
+        <w:spacing w:after="0" w:line="276" w:lineRule="auto"/>
         <w:rPr>
           <w:rFonts w:ascii="Roboto Mono" w:eastAsia="Roboto Mono" w:hAnsi="Roboto Mono" w:cs="Roboto Mono"/>
         </w:rPr>
@@ -3198,6 +3587,7 @@
           <w:ilvl w:val="1"/>
           <w:numId w:val="3"/>
         </w:numPr>
+        <w:spacing w:after="0" w:line="276" w:lineRule="auto"/>
       </w:pPr>
       <w:r>
         <w:rPr>
@@ -3231,7 +3621,7 @@
           <w:ilvl w:val="0"/>
           <w:numId w:val="3"/>
         </w:numPr>
-        <w:spacing w:after="240"/>
+        <w:spacing w:after="240" w:line="276" w:lineRule="auto"/>
       </w:pPr>
       <w:r>
         <w:rPr>
@@ -3249,7 +3639,7 @@
     </w:p>
     <w:p>
       <w:r>
-        <w:pict w14:anchorId="32FEB634">
+        <w:pict w14:anchorId="4248EF5D">
           <v:rect id="_x0000_i1038" style="width:0;height:1.5pt" o:hralign="center" o:hrstd="t" o:hr="t" fillcolor="#a0a0a0" stroked="f"/>
         </w:pict>
       </w:r>
@@ -3273,51 +3663,77 @@
       </w:pPr>
       <w:r>
         <w:rPr>
-          <w:b/>
-          <w:shd w:val="clear" w:color="auto" w:fill="B7B7B7"/>
-        </w:rPr>
-        <w:t># Source</w:t>
-      </w:r>
-      <w:r>
-        <w:rPr>
-          <w:shd w:val="clear" w:color="auto" w:fill="B7B7B7"/>
-        </w:rPr>
-        <w:t xml:space="preserve">: </w:t>
-      </w:r>
-      <w:r>
-        <w:rPr>
-          <w:b/>
-          <w:shd w:val="clear" w:color="auto" w:fill="B7B7B7"/>
-        </w:rPr>
-        <w:t xml:space="preserve">Chatgpt </w:t>
-      </w:r>
-      <w:r>
-        <w:rPr>
-          <w:b/>
-          <w:sz w:val="14"/>
-          <w:szCs w:val="14"/>
-          <w:shd w:val="clear" w:color="auto" w:fill="B7B7B7"/>
-        </w:rPr>
-        <w:t>(GPT</w:t>
-      </w:r>
-      <w:r>
-        <w:rPr>
-          <w:rFonts w:ascii="Cambria Math" w:hAnsi="Cambria Math" w:cs="Cambria Math"/>
-          <w:b/>
-          <w:sz w:val="14"/>
-          <w:szCs w:val="14"/>
-          <w:shd w:val="clear" w:color="auto" w:fill="B7B7B7"/>
+          <w:rFonts w:ascii="Arial" w:eastAsia="Arial" w:hAnsi="Arial" w:cs="Arial"/>
+          <w:b/>
+          <w:color w:val="000000"/>
+          <w:sz w:val="18"/>
+          <w:highlight w:val="lightGray"/>
+        </w:rPr>
+        <w:t># Source: AI Source: Provided by: [Data Path</w:t>
+      </w:r>
+      <w:r>
+        <w:rPr>
+          <w:rFonts w:ascii="Arial" w:eastAsia="Arial" w:hAnsi="Arial" w:cs="Arial"/>
+          <w:color w:val="000000"/>
+          <w:sz w:val="18"/>
+          <w:highlight w:val="lightGray"/>
+        </w:rPr>
+        <w:t xml:space="preserve">: Persons Table -&gt; ID Column: 1, Name_En Column: Motasem Essam] -&gt; </w:t>
+      </w:r>
+      <w:r>
+        <w:rPr>
+          <w:rFonts w:ascii="Arial" w:eastAsia="Arial" w:hAnsi="Arial" w:cs="Arial"/>
+          <w:b/>
+          <w:color w:val="000000"/>
+          <w:sz w:val="18"/>
+          <w:highlight w:val="lightGray"/>
+        </w:rPr>
+        <w:t>From:</w:t>
+      </w:r>
+      <w:r>
+        <w:rPr>
+          <w:rFonts w:ascii="Arial" w:eastAsia="Arial" w:hAnsi="Arial" w:cs="Arial"/>
+          <w:color w:val="000000"/>
+          <w:sz w:val="18"/>
+          <w:highlight w:val="lightGray"/>
+        </w:rPr>
+        <w:t xml:space="preserve"> [Chatgpt (GPT</w:t>
+      </w:r>
+      <w:r>
+        <w:rPr>
+          <w:rFonts w:ascii="Arial" w:eastAsia="Arial" w:hAnsi="Arial" w:cs="Cambria Math"/>
+          <w:color w:val="000000"/>
+          <w:sz w:val="18"/>
+          <w:highlight w:val="lightGray"/>
         </w:rPr>
         <w:t>‑</w:t>
       </w:r>
       <w:r>
         <w:rPr>
-          <w:b/>
-          <w:sz w:val="14"/>
-          <w:szCs w:val="14"/>
-          <w:shd w:val="clear" w:color="auto" w:fill="B7B7B7"/>
-        </w:rPr>
-        <w:t>5 Mini) at [8/14/2025]</w:t>
+          <w:rFonts w:ascii="Arial" w:eastAsia="Arial" w:hAnsi="Arial" w:cs="Arial"/>
+          <w:color w:val="000000"/>
+          <w:sz w:val="18"/>
+          <w:highlight w:val="lightGray"/>
+        </w:rPr>
+        <w:t xml:space="preserve">5 Mini)] </w:t>
+      </w:r>
+      <w:r>
+        <w:rPr>
+          <w:rFonts w:ascii="Arial" w:eastAsia="Arial" w:hAnsi="Arial" w:cs="Arial"/>
+          <w:b/>
+          <w:color w:val="000000"/>
+          <w:sz w:val="18"/>
+          <w:highlight w:val="lightGray"/>
+        </w:rPr>
+        <w:t>on</w:t>
+      </w:r>
+      <w:r>
+        <w:rPr>
+          <w:rFonts w:ascii="Arial" w:eastAsia="Arial" w:hAnsi="Arial"/>
+          <w:sz w:val="18"/>
+          <w:highlight w:val="lightGray"/>
+        </w:rPr>
+        <w:t xml:space="preserve"> [8/14/2025]</w:t>
       </w:r>
     </w:p>
     <w:p>
@@ -3362,7 +3778,7 @@
     </w:p>
     <w:p>
       <w:r>
-        <w:pict w14:anchorId="70A0B7B6">
+        <w:pict w14:anchorId="0313A432">
           <v:rect id="_x0000_i1039" style="width:0;height:1.5pt" o:hralign="center" o:hrstd="t" o:hr="t" fillcolor="#a0a0a0" stroked="f"/>
         </w:pict>
       </w:r>
@@ -3385,51 +3801,77 @@
       </w:pPr>
       <w:r>
         <w:rPr>
-          <w:b/>
-          <w:shd w:val="clear" w:color="auto" w:fill="B7B7B7"/>
-        </w:rPr>
-        <w:t># Source</w:t>
-      </w:r>
-      <w:r>
-        <w:rPr>
-          <w:shd w:val="clear" w:color="auto" w:fill="B7B7B7"/>
-        </w:rPr>
-        <w:t xml:space="preserve">: </w:t>
-      </w:r>
-      <w:r>
-        <w:rPr>
-          <w:b/>
-          <w:shd w:val="clear" w:color="auto" w:fill="B7B7B7"/>
-        </w:rPr>
-        <w:t xml:space="preserve">Chatgpt </w:t>
-      </w:r>
-      <w:r>
-        <w:rPr>
-          <w:b/>
-          <w:sz w:val="14"/>
-          <w:szCs w:val="14"/>
-          <w:shd w:val="clear" w:color="auto" w:fill="B7B7B7"/>
-        </w:rPr>
-        <w:t>(GPT</w:t>
-      </w:r>
-      <w:r>
-        <w:rPr>
-          <w:rFonts w:ascii="Cambria Math" w:hAnsi="Cambria Math" w:cs="Cambria Math"/>
-          <w:b/>
-          <w:sz w:val="14"/>
-          <w:szCs w:val="14"/>
-          <w:shd w:val="clear" w:color="auto" w:fill="B7B7B7"/>
+          <w:rFonts w:ascii="Arial" w:eastAsia="Arial" w:hAnsi="Arial" w:cs="Arial"/>
+          <w:b/>
+          <w:color w:val="000000"/>
+          <w:sz w:val="18"/>
+          <w:highlight w:val="lightGray"/>
+        </w:rPr>
+        <w:t># Source: AI Source: Provided by: [Data Path</w:t>
+      </w:r>
+      <w:r>
+        <w:rPr>
+          <w:rFonts w:ascii="Arial" w:eastAsia="Arial" w:hAnsi="Arial" w:cs="Arial"/>
+          <w:color w:val="000000"/>
+          <w:sz w:val="18"/>
+          <w:highlight w:val="lightGray"/>
+        </w:rPr>
+        <w:t xml:space="preserve">: Persons Table -&gt; ID Column: 1, Name_En Column: Motasem Essam] -&gt; </w:t>
+      </w:r>
+      <w:r>
+        <w:rPr>
+          <w:rFonts w:ascii="Arial" w:eastAsia="Arial" w:hAnsi="Arial" w:cs="Arial"/>
+          <w:b/>
+          <w:color w:val="000000"/>
+          <w:sz w:val="18"/>
+          <w:highlight w:val="lightGray"/>
+        </w:rPr>
+        <w:t>From:</w:t>
+      </w:r>
+      <w:r>
+        <w:rPr>
+          <w:rFonts w:ascii="Arial" w:eastAsia="Arial" w:hAnsi="Arial" w:cs="Arial"/>
+          <w:color w:val="000000"/>
+          <w:sz w:val="18"/>
+          <w:highlight w:val="lightGray"/>
+        </w:rPr>
+        <w:t xml:space="preserve"> [Chatgpt (GPT</w:t>
+      </w:r>
+      <w:r>
+        <w:rPr>
+          <w:rFonts w:ascii="Arial" w:eastAsia="Arial" w:hAnsi="Arial" w:cs="Cambria Math"/>
+          <w:color w:val="000000"/>
+          <w:sz w:val="18"/>
+          <w:highlight w:val="lightGray"/>
         </w:rPr>
         <w:t>‑</w:t>
       </w:r>
       <w:r>
         <w:rPr>
-          <w:b/>
-          <w:sz w:val="14"/>
-          <w:szCs w:val="14"/>
-          <w:shd w:val="clear" w:color="auto" w:fill="B7B7B7"/>
-        </w:rPr>
-        <w:t>5 Mini) at [8/14/2025]</w:t>
+          <w:rFonts w:ascii="Arial" w:eastAsia="Arial" w:hAnsi="Arial" w:cs="Arial"/>
+          <w:color w:val="000000"/>
+          <w:sz w:val="18"/>
+          <w:highlight w:val="lightGray"/>
+        </w:rPr>
+        <w:t xml:space="preserve">5 Mini)] </w:t>
+      </w:r>
+      <w:r>
+        <w:rPr>
+          <w:rFonts w:ascii="Arial" w:eastAsia="Arial" w:hAnsi="Arial" w:cs="Arial"/>
+          <w:b/>
+          <w:color w:val="000000"/>
+          <w:sz w:val="18"/>
+          <w:highlight w:val="lightGray"/>
+        </w:rPr>
+        <w:t>on</w:t>
+      </w:r>
+      <w:r>
+        <w:rPr>
+          <w:rFonts w:ascii="Arial" w:eastAsia="Arial" w:hAnsi="Arial"/>
+          <w:sz w:val="18"/>
+          <w:highlight w:val="lightGray"/>
+        </w:rPr>
+        <w:t xml:space="preserve"> [8/14/2025]</w:t>
       </w:r>
     </w:p>
     <w:p>
@@ -3438,7 +3880,7 @@
           <w:ilvl w:val="0"/>
           <w:numId w:val="11"/>
         </w:numPr>
-        <w:spacing w:before="240"/>
+        <w:spacing w:before="240" w:after="0" w:line="276" w:lineRule="auto"/>
       </w:pPr>
       <w:r>
         <w:rPr>
@@ -3486,6 +3928,7 @@
           <w:ilvl w:val="0"/>
           <w:numId w:val="11"/>
         </w:numPr>
+        <w:spacing w:after="0" w:line="276" w:lineRule="auto"/>
       </w:pPr>
       <w:r>
         <w:rPr>
@@ -3546,6 +3989,7 @@
           <w:ilvl w:val="0"/>
           <w:numId w:val="11"/>
         </w:numPr>
+        <w:spacing w:after="0" w:line="276" w:lineRule="auto"/>
         <w:rPr>
           <w:rFonts w:ascii="Roboto Mono" w:eastAsia="Roboto Mono" w:hAnsi="Roboto Mono" w:cs="Roboto Mono"/>
         </w:rPr>
@@ -3571,6 +4015,7 @@
           <w:ilvl w:val="1"/>
           <w:numId w:val="11"/>
         </w:numPr>
+        <w:spacing w:after="0" w:line="276" w:lineRule="auto"/>
         <w:rPr>
           <w:rFonts w:ascii="Roboto Mono" w:eastAsia="Roboto Mono" w:hAnsi="Roboto Mono" w:cs="Roboto Mono"/>
         </w:rPr>
@@ -3594,6 +4039,7 @@
           <w:ilvl w:val="1"/>
           <w:numId w:val="11"/>
         </w:numPr>
+        <w:spacing w:after="0" w:line="276" w:lineRule="auto"/>
         <w:rPr>
           <w:rFonts w:ascii="Roboto Mono" w:eastAsia="Roboto Mono" w:hAnsi="Roboto Mono" w:cs="Roboto Mono"/>
         </w:rPr>
@@ -3617,15 +4063,15 @@
           <w:ilvl w:val="1"/>
           <w:numId w:val="11"/>
         </w:numPr>
-        <w:rPr>
-          <w:rFonts w:ascii="Roboto Mono" w:eastAsia="Roboto Mono" w:hAnsi="Roboto Mono" w:cs="Roboto Mono"/>
-        </w:rPr>
-      </w:pPr>
-      <w:r>
-        <w:rPr>
-          <w:rFonts w:ascii="Roboto Mono" w:eastAsia="Roboto Mono" w:hAnsi="Roboto Mono" w:cs="Roboto Mono"/>
-        </w:rPr>
-        <w:lastRenderedPageBreak/>
+        <w:spacing w:after="0" w:line="276" w:lineRule="auto"/>
+        <w:rPr>
+          <w:rFonts w:ascii="Roboto Mono" w:eastAsia="Roboto Mono" w:hAnsi="Roboto Mono" w:cs="Roboto Mono"/>
+        </w:rPr>
+      </w:pPr>
+      <w:r>
+        <w:rPr>
+          <w:rFonts w:ascii="Roboto Mono" w:eastAsia="Roboto Mono" w:hAnsi="Roboto Mono" w:cs="Roboto Mono"/>
+        </w:rPr>
         <w:t>Source Code</w:t>
       </w:r>
       <w:r>
@@ -3641,6 +4087,7 @@
           <w:ilvl w:val="1"/>
           <w:numId w:val="11"/>
         </w:numPr>
+        <w:spacing w:after="0" w:line="276" w:lineRule="auto"/>
         <w:rPr>
           <w:rFonts w:ascii="Roboto Mono" w:eastAsia="Roboto Mono" w:hAnsi="Roboto Mono" w:cs="Roboto Mono"/>
         </w:rPr>
@@ -3664,6 +4111,7 @@
           <w:ilvl w:val="1"/>
           <w:numId w:val="11"/>
         </w:numPr>
+        <w:spacing w:after="0" w:line="276" w:lineRule="auto"/>
         <w:rPr>
           <w:rFonts w:ascii="Roboto Mono" w:eastAsia="Roboto Mono" w:hAnsi="Roboto Mono" w:cs="Roboto Mono"/>
         </w:rPr>
@@ -3687,7 +4135,7 @@
           <w:ilvl w:val="1"/>
           <w:numId w:val="11"/>
         </w:numPr>
-        <w:spacing w:after="240"/>
+        <w:spacing w:after="240" w:line="276" w:lineRule="auto"/>
         <w:rPr>
           <w:rFonts w:ascii="Roboto Mono" w:eastAsia="Roboto Mono" w:hAnsi="Roboto Mono" w:cs="Roboto Mono"/>
         </w:rPr>
@@ -3707,7 +4155,7 @@
     </w:p>
     <w:p>
       <w:r>
-        <w:pict w14:anchorId="60B4C49D">
+        <w:pict w14:anchorId="238ECABD">
           <v:rect id="_x0000_i1040" style="width:0;height:1.5pt" o:hralign="center" o:hrstd="t" o:hr="t" fillcolor="#a0a0a0" stroked="f"/>
         </w:pict>
       </w:r>
@@ -3730,51 +4178,77 @@
       </w:pPr>
       <w:r>
         <w:rPr>
-          <w:b/>
-          <w:shd w:val="clear" w:color="auto" w:fill="B7B7B7"/>
-        </w:rPr>
-        <w:t># Source</w:t>
-      </w:r>
-      <w:r>
-        <w:rPr>
-          <w:shd w:val="clear" w:color="auto" w:fill="B7B7B7"/>
-        </w:rPr>
-        <w:t xml:space="preserve">: </w:t>
-      </w:r>
-      <w:r>
-        <w:rPr>
-          <w:b/>
-          <w:shd w:val="clear" w:color="auto" w:fill="B7B7B7"/>
-        </w:rPr>
-        <w:t xml:space="preserve">Chatgpt </w:t>
-      </w:r>
-      <w:r>
-        <w:rPr>
-          <w:b/>
-          <w:sz w:val="14"/>
-          <w:szCs w:val="14"/>
-          <w:shd w:val="clear" w:color="auto" w:fill="B7B7B7"/>
-        </w:rPr>
-        <w:t>(GPT</w:t>
-      </w:r>
-      <w:r>
-        <w:rPr>
-          <w:rFonts w:ascii="Cambria Math" w:hAnsi="Cambria Math" w:cs="Cambria Math"/>
-          <w:b/>
-          <w:sz w:val="14"/>
-          <w:szCs w:val="14"/>
-          <w:shd w:val="clear" w:color="auto" w:fill="B7B7B7"/>
+          <w:rFonts w:ascii="Arial" w:eastAsia="Arial" w:hAnsi="Arial" w:cs="Arial"/>
+          <w:b/>
+          <w:color w:val="000000"/>
+          <w:sz w:val="18"/>
+          <w:highlight w:val="lightGray"/>
+        </w:rPr>
+        <w:t># Source: AI Source: Provided by: [Data Path</w:t>
+      </w:r>
+      <w:r>
+        <w:rPr>
+          <w:rFonts w:ascii="Arial" w:eastAsia="Arial" w:hAnsi="Arial" w:cs="Arial"/>
+          <w:color w:val="000000"/>
+          <w:sz w:val="18"/>
+          <w:highlight w:val="lightGray"/>
+        </w:rPr>
+        <w:t xml:space="preserve">: Persons Table -&gt; ID Column: 1, Name_En Column: Motasem Essam] -&gt; </w:t>
+      </w:r>
+      <w:r>
+        <w:rPr>
+          <w:rFonts w:ascii="Arial" w:eastAsia="Arial" w:hAnsi="Arial" w:cs="Arial"/>
+          <w:b/>
+          <w:color w:val="000000"/>
+          <w:sz w:val="18"/>
+          <w:highlight w:val="lightGray"/>
+        </w:rPr>
+        <w:t>From:</w:t>
+      </w:r>
+      <w:r>
+        <w:rPr>
+          <w:rFonts w:ascii="Arial" w:eastAsia="Arial" w:hAnsi="Arial" w:cs="Arial"/>
+          <w:color w:val="000000"/>
+          <w:sz w:val="18"/>
+          <w:highlight w:val="lightGray"/>
+        </w:rPr>
+        <w:t xml:space="preserve"> [Chatgpt (GPT</w:t>
+      </w:r>
+      <w:r>
+        <w:rPr>
+          <w:rFonts w:ascii="Arial" w:eastAsia="Arial" w:hAnsi="Arial" w:cs="Cambria Math"/>
+          <w:color w:val="000000"/>
+          <w:sz w:val="18"/>
+          <w:highlight w:val="lightGray"/>
         </w:rPr>
         <w:t>‑</w:t>
       </w:r>
       <w:r>
         <w:rPr>
-          <w:b/>
-          <w:sz w:val="14"/>
-          <w:szCs w:val="14"/>
-          <w:shd w:val="clear" w:color="auto" w:fill="B7B7B7"/>
-        </w:rPr>
-        <w:t>5 Mini) at [8/14/2025]</w:t>
+          <w:rFonts w:ascii="Arial" w:eastAsia="Arial" w:hAnsi="Arial" w:cs="Arial"/>
+          <w:color w:val="000000"/>
+          <w:sz w:val="18"/>
+          <w:highlight w:val="lightGray"/>
+        </w:rPr>
+        <w:t xml:space="preserve">5 Mini)] </w:t>
+      </w:r>
+      <w:r>
+        <w:rPr>
+          <w:rFonts w:ascii="Arial" w:eastAsia="Arial" w:hAnsi="Arial" w:cs="Arial"/>
+          <w:b/>
+          <w:color w:val="000000"/>
+          <w:sz w:val="18"/>
+          <w:highlight w:val="lightGray"/>
+        </w:rPr>
+        <w:t>on</w:t>
+      </w:r>
+      <w:r>
+        <w:rPr>
+          <w:rFonts w:ascii="Arial" w:eastAsia="Arial" w:hAnsi="Arial"/>
+          <w:sz w:val="18"/>
+          <w:highlight w:val="lightGray"/>
+        </w:rPr>
+        <w:t xml:space="preserve"> [8/14/2025]</w:t>
       </w:r>
     </w:p>
     <w:p>
@@ -3783,7 +4257,7 @@
           <w:ilvl w:val="0"/>
           <w:numId w:val="14"/>
         </w:numPr>
-        <w:spacing w:before="240"/>
+        <w:spacing w:before="240" w:after="0" w:line="276" w:lineRule="auto"/>
       </w:pPr>
       <w:r>
         <w:rPr>
@@ -3844,6 +4318,7 @@
           <w:ilvl w:val="0"/>
           <w:numId w:val="14"/>
         </w:numPr>
+        <w:spacing w:after="0" w:line="276" w:lineRule="auto"/>
       </w:pPr>
       <w:r>
         <w:rPr>
@@ -3891,6 +4366,7 @@
           <w:ilvl w:val="0"/>
           <w:numId w:val="14"/>
         </w:numPr>
+        <w:spacing w:after="0" w:line="276" w:lineRule="auto"/>
         <w:rPr>
           <w:rFonts w:ascii="Roboto Mono" w:eastAsia="Roboto Mono" w:hAnsi="Roboto Mono" w:cs="Roboto Mono"/>
         </w:rPr>
@@ -3916,6 +4392,7 @@
           <w:ilvl w:val="1"/>
           <w:numId w:val="14"/>
         </w:numPr>
+        <w:spacing w:after="0" w:line="276" w:lineRule="auto"/>
         <w:rPr>
           <w:rFonts w:ascii="Roboto Mono" w:eastAsia="Roboto Mono" w:hAnsi="Roboto Mono" w:cs="Roboto Mono"/>
         </w:rPr>
@@ -3939,6 +4416,7 @@
           <w:ilvl w:val="1"/>
           <w:numId w:val="14"/>
         </w:numPr>
+        <w:spacing w:after="0" w:line="276" w:lineRule="auto"/>
         <w:rPr>
           <w:rFonts w:ascii="Roboto Mono" w:eastAsia="Roboto Mono" w:hAnsi="Roboto Mono" w:cs="Roboto Mono"/>
         </w:rPr>
@@ -3962,6 +4440,7 @@
           <w:ilvl w:val="1"/>
           <w:numId w:val="14"/>
         </w:numPr>
+        <w:spacing w:after="0" w:line="276" w:lineRule="auto"/>
         <w:rPr>
           <w:rFonts w:ascii="Roboto Mono" w:eastAsia="Roboto Mono" w:hAnsi="Roboto Mono" w:cs="Roboto Mono"/>
         </w:rPr>
@@ -3985,6 +4464,7 @@
           <w:ilvl w:val="1"/>
           <w:numId w:val="14"/>
         </w:numPr>
+        <w:spacing w:after="0" w:line="276" w:lineRule="auto"/>
         <w:rPr>
           <w:rFonts w:ascii="Roboto Mono" w:eastAsia="Roboto Mono" w:hAnsi="Roboto Mono" w:cs="Roboto Mono"/>
         </w:rPr>
@@ -4008,6 +4488,7 @@
           <w:ilvl w:val="1"/>
           <w:numId w:val="14"/>
         </w:numPr>
+        <w:spacing w:after="0" w:line="276" w:lineRule="auto"/>
         <w:rPr>
           <w:rFonts w:ascii="Roboto Mono" w:eastAsia="Roboto Mono" w:hAnsi="Roboto Mono" w:cs="Roboto Mono"/>
         </w:rPr>
@@ -4031,7 +4512,7 @@
           <w:ilvl w:val="1"/>
           <w:numId w:val="14"/>
         </w:numPr>
-        <w:spacing w:after="240"/>
+        <w:spacing w:after="240" w:line="276" w:lineRule="auto"/>
         <w:rPr>
           <w:rFonts w:ascii="Roboto Mono" w:eastAsia="Roboto Mono" w:hAnsi="Roboto Mono" w:cs="Roboto Mono"/>
         </w:rPr>
@@ -4051,7 +4532,7 @@
     </w:p>
     <w:p>
       <w:r>
-        <w:pict w14:anchorId="11E7B2D9">
+        <w:pict w14:anchorId="38046D75">
           <v:rect id="_x0000_i1041" style="width:0;height:1.5pt" o:hralign="center" o:hrstd="t" o:hr="t" fillcolor="#a0a0a0" stroked="f"/>
         </w:pict>
       </w:r>
@@ -4074,52 +4555,77 @@
       </w:pPr>
       <w:r>
         <w:rPr>
-          <w:b/>
-          <w:shd w:val="clear" w:color="auto" w:fill="B7B7B7"/>
-        </w:rPr>
-        <w:lastRenderedPageBreak/>
-        <w:t># Source</w:t>
-      </w:r>
-      <w:r>
-        <w:rPr>
-          <w:shd w:val="clear" w:color="auto" w:fill="B7B7B7"/>
-        </w:rPr>
-        <w:t xml:space="preserve">: </w:t>
-      </w:r>
-      <w:r>
-        <w:rPr>
-          <w:b/>
-          <w:shd w:val="clear" w:color="auto" w:fill="B7B7B7"/>
-        </w:rPr>
-        <w:t xml:space="preserve">Chatgpt </w:t>
-      </w:r>
-      <w:r>
-        <w:rPr>
-          <w:b/>
-          <w:sz w:val="14"/>
-          <w:szCs w:val="14"/>
-          <w:shd w:val="clear" w:color="auto" w:fill="B7B7B7"/>
-        </w:rPr>
-        <w:t>(GPT</w:t>
-      </w:r>
-      <w:r>
-        <w:rPr>
-          <w:rFonts w:ascii="Cambria Math" w:hAnsi="Cambria Math" w:cs="Cambria Math"/>
-          <w:b/>
-          <w:sz w:val="14"/>
-          <w:szCs w:val="14"/>
-          <w:shd w:val="clear" w:color="auto" w:fill="B7B7B7"/>
+          <w:rFonts w:ascii="Arial" w:eastAsia="Arial" w:hAnsi="Arial" w:cs="Arial"/>
+          <w:b/>
+          <w:color w:val="000000"/>
+          <w:sz w:val="18"/>
+          <w:highlight w:val="lightGray"/>
+        </w:rPr>
+        <w:t># Source: AI Source: Provided by: [Data Path</w:t>
+      </w:r>
+      <w:r>
+        <w:rPr>
+          <w:rFonts w:ascii="Arial" w:eastAsia="Arial" w:hAnsi="Arial" w:cs="Arial"/>
+          <w:color w:val="000000"/>
+          <w:sz w:val="18"/>
+          <w:highlight w:val="lightGray"/>
+        </w:rPr>
+        <w:t xml:space="preserve">: Persons Table -&gt; ID Column: 1, Name_En Column: Motasem Essam] -&gt; </w:t>
+      </w:r>
+      <w:r>
+        <w:rPr>
+          <w:rFonts w:ascii="Arial" w:eastAsia="Arial" w:hAnsi="Arial" w:cs="Arial"/>
+          <w:b/>
+          <w:color w:val="000000"/>
+          <w:sz w:val="18"/>
+          <w:highlight w:val="lightGray"/>
+        </w:rPr>
+        <w:t>From:</w:t>
+      </w:r>
+      <w:r>
+        <w:rPr>
+          <w:rFonts w:ascii="Arial" w:eastAsia="Arial" w:hAnsi="Arial" w:cs="Arial"/>
+          <w:color w:val="000000"/>
+          <w:sz w:val="18"/>
+          <w:highlight w:val="lightGray"/>
+        </w:rPr>
+        <w:t xml:space="preserve"> [Chatgpt (GPT</w:t>
+      </w:r>
+      <w:r>
+        <w:rPr>
+          <w:rFonts w:ascii="Arial" w:eastAsia="Arial" w:hAnsi="Arial" w:cs="Cambria Math"/>
+          <w:color w:val="000000"/>
+          <w:sz w:val="18"/>
+          <w:highlight w:val="lightGray"/>
         </w:rPr>
         <w:t>‑</w:t>
       </w:r>
       <w:r>
         <w:rPr>
-          <w:b/>
-          <w:sz w:val="14"/>
-          <w:szCs w:val="14"/>
-          <w:shd w:val="clear" w:color="auto" w:fill="B7B7B7"/>
-        </w:rPr>
-        <w:t>5 Mini) at [8/14/2025]</w:t>
+          <w:rFonts w:ascii="Arial" w:eastAsia="Arial" w:hAnsi="Arial" w:cs="Arial"/>
+          <w:color w:val="000000"/>
+          <w:sz w:val="18"/>
+          <w:highlight w:val="lightGray"/>
+        </w:rPr>
+        <w:t xml:space="preserve">5 Mini)] </w:t>
+      </w:r>
+      <w:r>
+        <w:rPr>
+          <w:rFonts w:ascii="Arial" w:eastAsia="Arial" w:hAnsi="Arial" w:cs="Arial"/>
+          <w:b/>
+          <w:color w:val="000000"/>
+          <w:sz w:val="18"/>
+          <w:highlight w:val="lightGray"/>
+        </w:rPr>
+        <w:t>on</w:t>
+      </w:r>
+      <w:r>
+        <w:rPr>
+          <w:rFonts w:ascii="Arial" w:eastAsia="Arial" w:hAnsi="Arial"/>
+          <w:sz w:val="18"/>
+          <w:highlight w:val="lightGray"/>
+        </w:rPr>
+        <w:t xml:space="preserve"> [8/14/2025]</w:t>
       </w:r>
     </w:p>
     <w:p>
@@ -4128,7 +4634,7 @@
           <w:noProof/>
         </w:rPr>
         <w:drawing>
-          <wp:inline distT="114300" distB="114300" distL="114300" distR="114300" wp14:anchorId="7EDA2E77" wp14:editId="1335890A">
+          <wp:inline distT="114300" distB="114300" distL="114300" distR="114300" wp14:anchorId="1CE80636" wp14:editId="0C42FDE4">
             <wp:extent cx="5943600" cy="2641600"/>
             <wp:effectExtent l="0" t="0" r="0" b="0"/>
             <wp:docPr id="2" name="image1.png"/>
@@ -4768,7 +5274,7 @@
     </w:tbl>
     <w:p>
       <w:r>
-        <w:pict w14:anchorId="00C4F352">
+        <w:pict w14:anchorId="0112D71E">
           <v:rect id="_x0000_i1042" style="width:0;height:1.5pt" o:hralign="center" o:hrstd="t" o:hr="t" fillcolor="#a0a0a0" stroked="f"/>
         </w:pict>
       </w:r>
@@ -4801,7 +5307,7 @@
           <w:ilvl w:val="0"/>
           <w:numId w:val="13"/>
         </w:numPr>
-        <w:spacing w:before="240"/>
+        <w:spacing w:before="240" w:after="0" w:line="276" w:lineRule="auto"/>
       </w:pPr>
       <w:r>
         <w:rPr>
@@ -4829,14 +5335,13 @@
           <w:ilvl w:val="0"/>
           <w:numId w:val="13"/>
         </w:numPr>
-        <w:spacing w:after="240"/>
-      </w:pPr>
-      <w:r>
-        <w:rPr>
-          <w:rFonts w:ascii="Roboto Mono" w:eastAsia="Roboto Mono" w:hAnsi="Roboto Mono" w:cs="Roboto Mono"/>
-          <w:b/>
-        </w:rPr>
-        <w:lastRenderedPageBreak/>
+        <w:spacing w:after="240" w:line="276" w:lineRule="auto"/>
+      </w:pPr>
+      <w:r>
+        <w:rPr>
+          <w:rFonts w:ascii="Roboto Mono" w:eastAsia="Roboto Mono" w:hAnsi="Roboto Mono" w:cs="Roboto Mono"/>
+          <w:b/>
+        </w:rPr>
         <w:t>Testware</w:t>
       </w:r>
       <w:r>
@@ -4854,17 +5359,18 @@
     </w:p>
     <w:p>
       <w:r>
-        <w:pict w14:anchorId="1EB74504">
+        <w:pict w14:anchorId="4AD351B8">
           <v:rect id="_x0000_i1043" style="width:0;height:1.5pt" o:hralign="center" o:hrstd="t" o:hr="t" fillcolor="#a0a0a0" stroked="f"/>
         </w:pict>
       </w:r>
     </w:p>
+    <w:p/>
     <w:p/>
     <w:sectPr>
       <w:pgSz w:w="12240" w:h="15840"/>
       <w:pgMar w:top="1440" w:right="1440" w:bottom="1440" w:left="1440" w:header="720" w:footer="720" w:gutter="0"/>
-      <w:pgNumType w:start="1"/>
       <w:cols w:space="720"/>
+      <w:docGrid w:linePitch="360"/>
     </w:sectPr>
   </w:body>
 </w:document>
@@ -7015,18 +7521,6 @@
   <w:style w:type="paragraph" w:default="1" w:styleId="Normal">
     <w:name w:val="Normal"/>
     <w:qFormat/>
-    <w:rsid w:val="00C70957"/>
-    <w:pPr>
-      <w:spacing w:after="0" w:line="276" w:lineRule="auto"/>
-    </w:pPr>
-    <w:rPr>
-      <w:rFonts w:ascii="Arial" w:eastAsia="Arial" w:hAnsi="Arial" w:cs="Arial"/>
-      <w:kern w:val="0"/>
-      <w:sz w:val="22"/>
-      <w:szCs w:val="22"/>
-      <w:lang w:val="en"/>
-      <w14:ligatures w14:val="none"/>
-    </w:rPr>
   </w:style>
   <w:style w:type="paragraph" w:styleId="Heading1">
     <w:name w:val="heading 1"/>
@@ -7035,7 +7529,7 @@
     <w:link w:val="Heading1Char"/>
     <w:uiPriority w:val="9"/>
     <w:qFormat/>
-    <w:rsid w:val="00FB0236"/>
+    <w:rsid w:val="006A3433"/>
     <w:pPr>
       <w:keepNext/>
       <w:keepLines/>
@@ -7057,7 +7551,7 @@
     <w:uiPriority w:val="9"/>
     <w:unhideWhenUsed/>
     <w:qFormat/>
-    <w:rsid w:val="00FB0236"/>
+    <w:rsid w:val="006A3433"/>
     <w:pPr>
       <w:keepNext/>
       <w:keepLines/>
@@ -7079,7 +7573,7 @@
     <w:uiPriority w:val="9"/>
     <w:unhideWhenUsed/>
     <w:qFormat/>
-    <w:rsid w:val="00FB0236"/>
+    <w:rsid w:val="006A3433"/>
     <w:pPr>
       <w:keepNext/>
       <w:keepLines/>
@@ -7101,7 +7595,7 @@
     <w:uiPriority w:val="9"/>
     <w:unhideWhenUsed/>
     <w:qFormat/>
-    <w:rsid w:val="00FB0236"/>
+    <w:rsid w:val="006A3433"/>
     <w:pPr>
       <w:keepNext/>
       <w:keepLines/>
@@ -7124,7 +7618,7 @@
     <w:semiHidden/>
     <w:unhideWhenUsed/>
     <w:qFormat/>
-    <w:rsid w:val="00FB0236"/>
+    <w:rsid w:val="006A3433"/>
     <w:pPr>
       <w:keepNext/>
       <w:keepLines/>
@@ -7145,11 +7639,11 @@
     <w:semiHidden/>
     <w:unhideWhenUsed/>
     <w:qFormat/>
-    <w:rsid w:val="00FB0236"/>
+    <w:rsid w:val="006A3433"/>
     <w:pPr>
       <w:keepNext/>
       <w:keepLines/>
-      <w:spacing w:before="40"/>
+      <w:spacing w:before="40" w:after="0"/>
       <w:outlineLvl w:val="5"/>
     </w:pPr>
     <w:rPr>
@@ -7168,11 +7662,11 @@
     <w:semiHidden/>
     <w:unhideWhenUsed/>
     <w:qFormat/>
-    <w:rsid w:val="00FB0236"/>
+    <w:rsid w:val="006A3433"/>
     <w:pPr>
       <w:keepNext/>
       <w:keepLines/>
-      <w:spacing w:before="40"/>
+      <w:spacing w:before="40" w:after="0"/>
       <w:outlineLvl w:val="6"/>
     </w:pPr>
     <w:rPr>
@@ -7189,10 +7683,11 @@
     <w:semiHidden/>
     <w:unhideWhenUsed/>
     <w:qFormat/>
-    <w:rsid w:val="00FB0236"/>
+    <w:rsid w:val="006A3433"/>
     <w:pPr>
       <w:keepNext/>
       <w:keepLines/>
+      <w:spacing w:after="0"/>
       <w:outlineLvl w:val="7"/>
     </w:pPr>
     <w:rPr>
@@ -7211,10 +7706,11 @@
     <w:semiHidden/>
     <w:unhideWhenUsed/>
     <w:qFormat/>
-    <w:rsid w:val="00FB0236"/>
+    <w:rsid w:val="006A3433"/>
     <w:pPr>
       <w:keepNext/>
       <w:keepLines/>
+      <w:spacing w:after="0"/>
       <w:outlineLvl w:val="8"/>
     </w:pPr>
     <w:rPr>
@@ -7254,7 +7750,7 @@
     <w:basedOn w:val="DefaultParagraphFont"/>
     <w:link w:val="Heading1"/>
     <w:uiPriority w:val="9"/>
-    <w:rsid w:val="00FB0236"/>
+    <w:rsid w:val="006A3433"/>
     <w:rPr>
       <w:rFonts w:asciiTheme="majorHAnsi" w:eastAsiaTheme="majorEastAsia" w:hAnsiTheme="majorHAnsi" w:cstheme="majorBidi"/>
       <w:color w:val="2F5496" w:themeColor="accent1" w:themeShade="BF"/>
@@ -7267,7 +7763,7 @@
     <w:basedOn w:val="DefaultParagraphFont"/>
     <w:link w:val="Heading2"/>
     <w:uiPriority w:val="9"/>
-    <w:rsid w:val="00FB0236"/>
+    <w:rsid w:val="006A3433"/>
     <w:rPr>
       <w:rFonts w:asciiTheme="majorHAnsi" w:eastAsiaTheme="majorEastAsia" w:hAnsiTheme="majorHAnsi" w:cstheme="majorBidi"/>
       <w:color w:val="2F5496" w:themeColor="accent1" w:themeShade="BF"/>
@@ -7280,7 +7776,7 @@
     <w:basedOn w:val="DefaultParagraphFont"/>
     <w:link w:val="Heading3"/>
     <w:uiPriority w:val="9"/>
-    <w:rsid w:val="00FB0236"/>
+    <w:rsid w:val="006A3433"/>
     <w:rPr>
       <w:rFonts w:eastAsiaTheme="majorEastAsia" w:cstheme="majorBidi"/>
       <w:color w:val="2F5496" w:themeColor="accent1" w:themeShade="BF"/>
@@ -7293,7 +7789,7 @@
     <w:basedOn w:val="DefaultParagraphFont"/>
     <w:link w:val="Heading4"/>
     <w:uiPriority w:val="9"/>
-    <w:rsid w:val="00FB0236"/>
+    <w:rsid w:val="006A3433"/>
     <w:rPr>
       <w:rFonts w:eastAsiaTheme="majorEastAsia" w:cstheme="majorBidi"/>
       <w:i/>
@@ -7307,7 +7803,7 @@
     <w:link w:val="Heading5"/>
     <w:uiPriority w:val="9"/>
     <w:semiHidden/>
-    <w:rsid w:val="00FB0236"/>
+    <w:rsid w:val="006A3433"/>
     <w:rPr>
       <w:rFonts w:eastAsiaTheme="majorEastAsia" w:cstheme="majorBidi"/>
       <w:color w:val="2F5496" w:themeColor="accent1" w:themeShade="BF"/>
@@ -7319,7 +7815,7 @@
     <w:link w:val="Heading6"/>
     <w:uiPriority w:val="9"/>
     <w:semiHidden/>
-    <w:rsid w:val="00FB0236"/>
+    <w:rsid w:val="006A3433"/>
     <w:rPr>
       <w:rFonts w:eastAsiaTheme="majorEastAsia" w:cstheme="majorBidi"/>
       <w:i/>
@@ -7333,7 +7829,7 @@
     <w:link w:val="Heading7"/>
     <w:uiPriority w:val="9"/>
     <w:semiHidden/>
-    <w:rsid w:val="00FB0236"/>
+    <w:rsid w:val="006A3433"/>
     <w:rPr>
       <w:rFonts w:eastAsiaTheme="majorEastAsia" w:cstheme="majorBidi"/>
       <w:color w:val="595959" w:themeColor="text1" w:themeTint="A6"/>
@@ -7345,7 +7841,7 @@
     <w:link w:val="Heading8"/>
     <w:uiPriority w:val="9"/>
     <w:semiHidden/>
-    <w:rsid w:val="00FB0236"/>
+    <w:rsid w:val="006A3433"/>
     <w:rPr>
       <w:rFonts w:eastAsiaTheme="majorEastAsia" w:cstheme="majorBidi"/>
       <w:i/>
@@ -7359,7 +7855,7 @@
     <w:link w:val="Heading9"/>
     <w:uiPriority w:val="9"/>
     <w:semiHidden/>
-    <w:rsid w:val="00FB0236"/>
+    <w:rsid w:val="006A3433"/>
     <w:rPr>
       <w:rFonts w:eastAsiaTheme="majorEastAsia" w:cstheme="majorBidi"/>
       <w:color w:val="272727" w:themeColor="text1" w:themeTint="D8"/>
@@ -7372,7 +7868,7 @@
     <w:link w:val="TitleChar"/>
     <w:uiPriority w:val="10"/>
     <w:qFormat/>
-    <w:rsid w:val="00FB0236"/>
+    <w:rsid w:val="006A3433"/>
     <w:pPr>
       <w:spacing w:after="80" w:line="240" w:lineRule="auto"/>
       <w:contextualSpacing/>
@@ -7390,7 +7886,7 @@
     <w:basedOn w:val="DefaultParagraphFont"/>
     <w:link w:val="Title"/>
     <w:uiPriority w:val="10"/>
-    <w:rsid w:val="00FB0236"/>
+    <w:rsid w:val="006A3433"/>
     <w:rPr>
       <w:rFonts w:asciiTheme="majorHAnsi" w:eastAsiaTheme="majorEastAsia" w:hAnsiTheme="majorHAnsi" w:cstheme="majorBidi"/>
       <w:spacing w:val="-10"/>
@@ -7406,7 +7902,7 @@
     <w:link w:val="SubtitleChar"/>
     <w:uiPriority w:val="11"/>
     <w:qFormat/>
-    <w:rsid w:val="00FB0236"/>
+    <w:rsid w:val="006A3433"/>
     <w:pPr>
       <w:numPr>
         <w:ilvl w:val="1"/>
@@ -7425,7 +7921,7 @@
     <w:basedOn w:val="DefaultParagraphFont"/>
     <w:link w:val="Subtitle"/>
     <w:uiPriority w:val="11"/>
-    <w:rsid w:val="00FB0236"/>
+    <w:rsid w:val="006A3433"/>
     <w:rPr>
       <w:rFonts w:eastAsiaTheme="majorEastAsia" w:cstheme="majorBidi"/>
       <w:color w:val="595959" w:themeColor="text1" w:themeTint="A6"/>
@@ -7441,7 +7937,7 @@
     <w:link w:val="QuoteChar"/>
     <w:uiPriority w:val="29"/>
     <w:qFormat/>
-    <w:rsid w:val="00FB0236"/>
+    <w:rsid w:val="006A3433"/>
     <w:pPr>
       <w:spacing w:before="160"/>
       <w:jc w:val="center"/>
@@ -7457,7 +7953,7 @@
     <w:basedOn w:val="DefaultParagraphFont"/>
     <w:link w:val="Quote"/>
     <w:uiPriority w:val="29"/>
-    <w:rsid w:val="00FB0236"/>
+    <w:rsid w:val="006A3433"/>
     <w:rPr>
       <w:i/>
       <w:iCs/>
@@ -7469,7 +7965,7 @@
     <w:basedOn w:val="Normal"/>
     <w:uiPriority w:val="34"/>
     <w:qFormat/>
-    <w:rsid w:val="00FB0236"/>
+    <w:rsid w:val="006A3433"/>
     <w:pPr>
       <w:ind w:left="720"/>
       <w:contextualSpacing/>
@@ -7480,7 +7976,7 @@
     <w:basedOn w:val="DefaultParagraphFont"/>
     <w:uiPriority w:val="21"/>
     <w:qFormat/>
-    <w:rsid w:val="00FB0236"/>
+    <w:rsid w:val="006A3433"/>
     <w:rPr>
       <w:i/>
       <w:iCs/>
@@ -7494,7 +7990,7 @@
     <w:link w:val="IntenseQuoteChar"/>
     <w:uiPriority w:val="30"/>
     <w:qFormat/>
-    <w:rsid w:val="00FB0236"/>
+    <w:rsid w:val="006A3433"/>
     <w:pPr>
       <w:pBdr>
         <w:top w:val="single" w:sz="4" w:space="10" w:color="2F5496" w:themeColor="accent1" w:themeShade="BF"/>
@@ -7515,7 +8011,7 @@
     <w:basedOn w:val="DefaultParagraphFont"/>
     <w:link w:val="IntenseQuote"/>
     <w:uiPriority w:val="30"/>
-    <w:rsid w:val="00FB0236"/>
+    <w:rsid w:val="006A3433"/>
     <w:rPr>
       <w:i/>
       <w:iCs/>
@@ -7527,7 +8023,7 @@
     <w:basedOn w:val="DefaultParagraphFont"/>
     <w:uiPriority w:val="32"/>
     <w:qFormat/>
-    <w:rsid w:val="00FB0236"/>
+    <w:rsid w:val="006A3433"/>
     <w:rPr>
       <w:b/>
       <w:bCs/>
